--- a/analys-docs/exports/KOPS_Tai_lieu_cau_hoi_nghiep_vu_2026-10-23.docx
+++ b/analys-docs/exports/KOPS_Tai_lieu_cau_hoi_nghiep_vu_2026-10-23.docx
@@ -593,7 +593,7 @@
                 <w:sz w:val="20"/>
                 <w:szCs w:val="20"/>
               </w:rPr>
-              <w:t xml:space="preserve">14 câu</w:t>
+              <w:t xml:space="preserve">13 câu</w:t>
             </w:r>
           </w:p>
         </w:tc>
@@ -690,7 +690,7 @@
                 <w:sz w:val="20"/>
                 <w:szCs w:val="20"/>
               </w:rPr>
-              <w:t xml:space="preserve">29 câu</w:t>
+              <w:t xml:space="preserve">28 câu</w:t>
             </w:r>
           </w:p>
         </w:tc>
@@ -2957,7 +2957,7 @@
                 <w:sz w:val="17"/>
                 <w:szCs w:val="17"/>
               </w:rPr>
-              <w:t xml:space="preserve">ASTRA có được dùng dịch vụ AI để đọc nội dung email không?</w:t>
+              <w:t xml:space="preserve">RDD tính từ ETD cộng mấy ngày?</w:t>
             </w:r>
           </w:p>
         </w:tc>
@@ -2970,7 +2970,7 @@
               <w:bottom w:val="single" w:color="D9D7D0" w:sz="4"/>
               <w:right w:val="single" w:color="D9D7D0" w:sz="4"/>
             </w:tcBorders>
-            <w:shd w:fill="E3EEFB" w:color="auto" w:val="clear"/>
+            <w:shd w:fill="EFEEEA" w:color="auto" w:val="clear"/>
             <w:tcMar>
               <w:top w:type="dxa" w:w="40"/>
               <w:left w:type="dxa" w:w="90"/>
@@ -2987,11 +2987,11 @@
                 <w:rFonts w:ascii="Arial" w:cs="Arial" w:eastAsia="Malgun Gothic" w:hAnsi="Arial"/>
                 <w:b/>
                 <w:bCs/>
-                <w:color w:val="1F5FA8"/>
+                <w:color w:val="5F5E5A"/>
                 <w:sz w:val="14"/>
                 <w:szCs w:val="14"/>
               </w:rPr>
-              <w:t xml:space="preserve">ƯU TIÊN 2</w:t>
+              <w:t xml:space="preserve">ƯU TIÊN 3</w:t>
             </w:r>
           </w:p>
         </w:tc>
@@ -3063,7 +3063,7 @@
                 <w:sz w:val="17"/>
                 <w:szCs w:val="17"/>
               </w:rPr>
-              <w:t xml:space="preserve">RDD tính từ ETD cộng mấy ngày?</w:t>
+              <w:t xml:space="preserve">Một "lô xuất" là gì?</w:t>
             </w:r>
           </w:p>
         </w:tc>
@@ -3169,7 +3169,7 @@
                 <w:sz w:val="17"/>
                 <w:szCs w:val="17"/>
               </w:rPr>
-              <w:t xml:space="preserve">Một "lô xuất" là gì?</w:t>
+              <w:t xml:space="preserve">Các ký hiệu trong ghi chú vật tư nghĩa là gì?</w:t>
             </w:r>
           </w:p>
         </w:tc>
@@ -3275,7 +3275,7 @@
                 <w:sz w:val="17"/>
                 <w:szCs w:val="17"/>
               </w:rPr>
-              <w:t xml:space="preserve">Các ký hiệu trong ghi chú vật tư nghĩa là gì?</w:t>
+              <w:t xml:space="preserve">"RE" và "CMMT" trong cột mẫu INLINE nghĩa là gì?</w:t>
             </w:r>
           </w:p>
         </w:tc>
@@ -3381,7 +3381,7 @@
                 <w:sz w:val="17"/>
                 <w:szCs w:val="17"/>
               </w:rPr>
-              <w:t xml:space="preserve">"RE" và "CMMT" trong cột mẫu INLINE nghĩa là gì?</w:t>
+              <w:t xml:space="preserve">7 style có trong bảng vải nhưng không có trong ORDER RECAP</w:t>
             </w:r>
           </w:p>
         </w:tc>
@@ -3487,7 +3487,7 @@
                 <w:sz w:val="17"/>
                 <w:szCs w:val="17"/>
               </w:rPr>
-              <w:t xml:space="preserve">7 style có trong bảng vải nhưng không có trong ORDER RECAP</w:t>
+              <w:t xml:space="preserve">Các khối style mùa trước "CHE4…" trong Shipment Status</w:t>
             </w:r>
           </w:p>
         </w:tc>
@@ -3593,7 +3593,7 @@
                 <w:sz w:val="17"/>
                 <w:szCs w:val="17"/>
               </w:rPr>
-              <w:t xml:space="preserve">Các khối style mùa trước "CHE4…" trong Shipment Status</w:t>
+              <w:t xml:space="preserve">Số lỗi trong bảng kiểm được đếm thế nào?</w:t>
             </w:r>
           </w:p>
         </w:tc>
@@ -3699,7 +3699,7 @@
                 <w:sz w:val="17"/>
                 <w:szCs w:val="17"/>
               </w:rPr>
-              <w:t xml:space="preserve">Số lỗi trong bảng kiểm được đếm thế nào?</w:t>
+              <w:t xml:space="preserve">Cột "Pre-FINAL" nghĩa là gì?</w:t>
             </w:r>
           </w:p>
         </w:tc>
@@ -3805,7 +3805,7 @@
                 <w:sz w:val="17"/>
                 <w:szCs w:val="17"/>
               </w:rPr>
-              <w:t xml:space="preserve">Cột "Pre-FINAL" nghĩa là gì?</w:t>
+              <w:t xml:space="preserve">"PRE-INSPECTION" trong cột BRAND là brand nào?</w:t>
             </w:r>
           </w:p>
         </w:tc>
@@ -3911,7 +3911,7 @@
                 <w:sz w:val="17"/>
                 <w:szCs w:val="17"/>
               </w:rPr>
-              <w:t xml:space="preserve">"PRE-INSPECTION" trong cột BRAND là brand nào?</w:t>
+              <w:t xml:space="preserve">Cột "NUMBER ORDER" có phải là lần kiểm thứ mấy?</w:t>
             </w:r>
           </w:p>
         </w:tc>
@@ -4017,7 +4017,7 @@
                 <w:sz w:val="17"/>
                 <w:szCs w:val="17"/>
               </w:rPr>
-              <w:t xml:space="preserve">Cột "NUMBER ORDER" có phải là lần kiểm thứ mấy?</w:t>
+              <w:t xml:space="preserve">Một sản phẩm lỗi có thể ghi nhiều mã lỗi không?</w:t>
             </w:r>
           </w:p>
         </w:tc>
@@ -4123,7 +4123,7 @@
                 <w:sz w:val="17"/>
                 <w:szCs w:val="17"/>
               </w:rPr>
-              <w:t xml:space="preserve">Một sản phẩm lỗi có thể ghi nhiều mã lỗi không?</w:t>
+              <w:t xml:space="preserve">Khi nào kết quả là PASS, khi nào REJECT?</w:t>
             </w:r>
           </w:p>
         </w:tc>
@@ -4229,7 +4229,7 @@
                 <w:sz w:val="17"/>
                 <w:szCs w:val="17"/>
               </w:rPr>
-              <w:t xml:space="preserve">Khi nào kết quả là PASS, khi nào REJECT?</w:t>
+              <w:t xml:space="preserve">Các nhóm mã lỗi A–G dùng cho loại hàng nào?</w:t>
             </w:r>
           </w:p>
         </w:tc>
@@ -4335,7 +4335,7 @@
                 <w:sz w:val="17"/>
                 <w:szCs w:val="17"/>
               </w:rPr>
-              <w:t xml:space="preserve">Các nhóm mã lỗi A–G dùng cho loại hàng nào?</w:t>
+              <w:t xml:space="preserve">Có dòng nào bị nhập trùng không?</w:t>
             </w:r>
           </w:p>
         </w:tc>
@@ -4441,7 +4441,7 @@
                 <w:sz w:val="17"/>
                 <w:szCs w:val="17"/>
               </w:rPr>
-              <w:t xml:space="preserve">Có dòng nào bị nhập trùng không?</w:t>
+              <w:t xml:space="preserve">Ai nhập file INPUT DATA và nhập khi nào?</w:t>
             </w:r>
           </w:p>
         </w:tc>
@@ -4547,7 +4547,7 @@
                 <w:sz w:val="17"/>
                 <w:szCs w:val="17"/>
               </w:rPr>
-              <w:t xml:space="preserve">Ai nhập file INPUT DATA và nhập khi nào?</w:t>
+              <w:t xml:space="preserve">KLMAS có số phút chuẩn (SMV) cho từng style hoặc loại hàng không?</w:t>
             </w:r>
           </w:p>
         </w:tc>
@@ -4653,7 +4653,7 @@
                 <w:sz w:val="17"/>
                 <w:szCs w:val="17"/>
               </w:rPr>
-              <w:t xml:space="preserve">KLMAS có số phút chuẩn (SMV) cho từng style hoặc loại hàng không?</w:t>
+              <w:t xml:space="preserve">Mã nhóm hàng trong mã style</w:t>
             </w:r>
           </w:p>
         </w:tc>
@@ -4759,7 +4759,7 @@
                 <w:sz w:val="17"/>
                 <w:szCs w:val="17"/>
               </w:rPr>
-              <w:t xml:space="preserve">Mã nhóm hàng trong mã style</w:t>
+              <w:t xml:space="preserve">Quy tắc đặt mã style</w:t>
             </w:r>
           </w:p>
         </w:tc>
@@ -4865,7 +4865,7 @@
                 <w:sz w:val="17"/>
                 <w:szCs w:val="17"/>
               </w:rPr>
-              <w:t xml:space="preserve">Quy tắc đặt mã style</w:t>
+              <w:t xml:space="preserve">"(BE: …)" trong ô màu có phải là màu cũ trước khi đổi?</w:t>
             </w:r>
           </w:p>
         </w:tc>
@@ -4971,7 +4971,7 @@
                 <w:sz w:val="17"/>
                 <w:szCs w:val="17"/>
               </w:rPr>
-              <w:t xml:space="preserve">"(BE: …)" trong ô màu có phải là màu cũ trước khi đổi?</w:t>
+              <w:t xml:space="preserve">"해리감" trong cột PART của bảng vải là phần nào?</w:t>
             </w:r>
           </w:p>
         </w:tc>
@@ -5077,7 +5077,7 @@
                 <w:sz w:val="17"/>
                 <w:szCs w:val="17"/>
               </w:rPr>
-              <w:t xml:space="preserve">"해리감" trong cột PART của bảng vải là phần nào?</w:t>
+              <w:t xml:space="preserve">Năm của ngày ETD bị ghi sai ở các file mùa 27SS</w:t>
             </w:r>
           </w:p>
         </w:tc>
@@ -5183,7 +5183,7 @@
                 <w:sz w:val="17"/>
                 <w:szCs w:val="17"/>
               </w:rPr>
-              <w:t xml:space="preserve">Năm của ngày ETD bị ghi sai ở các file mùa 27SS</w:t>
+              <w:t xml:space="preserve">ORDER RECAP Beanpole Kids bản 21/10: nhiều ô thay đổi hoặc bị lỗi, số nào đúng?</w:t>
             </w:r>
           </w:p>
         </w:tc>
@@ -5289,7 +5289,7 @@
                 <w:sz w:val="17"/>
                 <w:szCs w:val="17"/>
               </w:rPr>
-              <w:t xml:space="preserve">ORDER RECAP Beanpole Kids bản 21/10: nhiều ô thay đổi hoặc bị lỗi, số nào đúng?</w:t>
+              <w:t xml:space="preserve">Các loại file mới: file nào cần đưa vào dashboard?</w:t>
             </w:r>
           </w:p>
         </w:tc>
@@ -5395,7 +5395,7 @@
                 <w:sz w:val="17"/>
                 <w:szCs w:val="17"/>
               </w:rPr>
-              <w:t xml:space="preserve">Quy ước tiêu đề email xuất hàng và nhập vật tư</w:t>
+              <w:t xml:space="preserve">Bảng phân công người phụ trách</w:t>
             </w:r>
           </w:p>
         </w:tc>
@@ -5501,7 +5501,7 @@
                 <w:sz w:val="17"/>
                 <w:szCs w:val="17"/>
               </w:rPr>
-              <w:t xml:space="preserve">Các loại file mới: file nào cần đưa vào dashboard?</w:t>
+              <w:t xml:space="preserve">Sẽ mở rộng sang brand nào tiếp theo?</w:t>
             </w:r>
           </w:p>
         </w:tc>
@@ -5607,7 +5607,7 @@
                 <w:sz w:val="17"/>
                 <w:szCs w:val="17"/>
               </w:rPr>
-              <w:t xml:space="preserve">Bảng phân công người phụ trách</w:t>
+              <w:t xml:space="preserve">Có cần lưu ảnh thiết kế trong ORDER RECAP không?</w:t>
             </w:r>
           </w:p>
         </w:tc>
@@ -5713,7 +5713,7 @@
                 <w:sz w:val="17"/>
                 <w:szCs w:val="17"/>
               </w:rPr>
-              <w:t xml:space="preserve">Sẽ mở rộng sang brand nào tiếp theo?</w:t>
+              <w:t xml:space="preserve">Giá, thanh toán, PO, C/O đang được quản lý ở đâu?</w:t>
             </w:r>
           </w:p>
         </w:tc>
@@ -5787,218 +5787,6 @@
                 <w:szCs w:val="17"/>
               </w:rPr>
               <w:t xml:space="preserve">Q47</w:t>
-            </w:r>
-          </w:p>
-        </w:tc>
-        <w:tc>
-          <w:tcPr>
-            <w:tcW w:type="dxa" w:w="7238"/>
-            <w:tcBorders>
-              <w:top w:val="single" w:color="D9D7D0" w:sz="4"/>
-              <w:left w:val="single" w:color="D9D7D0" w:sz="4"/>
-              <w:bottom w:val="single" w:color="D9D7D0" w:sz="4"/>
-              <w:right w:val="single" w:color="D9D7D0" w:sz="4"/>
-            </w:tcBorders>
-            <w:tcMar>
-              <w:top w:type="dxa" w:w="40"/>
-              <w:left w:type="dxa" w:w="90"/>
-              <w:bottom w:type="dxa" w:w="40"/>
-              <w:right w:type="dxa" w:w="90"/>
-            </w:tcMar>
-          </w:tcPr>
-          <w:p>
-            <w:pPr>
-              <w:spacing w:after="0"/>
-            </w:pPr>
-            <w:r>
-              <w:rPr>
-                <w:rFonts w:ascii="Arial" w:cs="Arial" w:eastAsia="Malgun Gothic" w:hAnsi="Arial"/>
-                <w:b w:val="false"/>
-                <w:bCs w:val="false"/>
-                <w:color w:val="1A1A1A"/>
-                <w:sz w:val="17"/>
-                <w:szCs w:val="17"/>
-              </w:rPr>
-              <w:t xml:space="preserve">Có cần lưu ảnh thiết kế trong ORDER RECAP không?</w:t>
-            </w:r>
-          </w:p>
-        </w:tc>
-        <w:tc>
-          <w:tcPr>
-            <w:tcW w:type="dxa" w:w="1500"/>
-            <w:tcBorders>
-              <w:top w:val="single" w:color="D9D7D0" w:sz="4"/>
-              <w:left w:val="single" w:color="D9D7D0" w:sz="4"/>
-              <w:bottom w:val="single" w:color="D9D7D0" w:sz="4"/>
-              <w:right w:val="single" w:color="D9D7D0" w:sz="4"/>
-            </w:tcBorders>
-            <w:shd w:fill="EFEEEA" w:color="auto" w:val="clear"/>
-            <w:tcMar>
-              <w:top w:type="dxa" w:w="40"/>
-              <w:left w:type="dxa" w:w="90"/>
-              <w:bottom w:type="dxa" w:w="40"/>
-              <w:right w:type="dxa" w:w="90"/>
-            </w:tcMar>
-          </w:tcPr>
-          <w:p>
-            <w:pPr>
-              <w:spacing w:after="0"/>
-            </w:pPr>
-            <w:r>
-              <w:rPr>
-                <w:rFonts w:ascii="Arial" w:cs="Arial" w:eastAsia="Malgun Gothic" w:hAnsi="Arial"/>
-                <w:b/>
-                <w:bCs/>
-                <w:color w:val="5F5E5A"/>
-                <w:sz w:val="14"/>
-                <w:szCs w:val="14"/>
-              </w:rPr>
-              <w:t xml:space="preserve">ƯU TIÊN 3</w:t>
-            </w:r>
-          </w:p>
-        </w:tc>
-      </w:tr>
-      <w:tr>
-        <w:trPr>
-          <w:cantSplit/>
-          <w:tblHeader w:val="false"/>
-        </w:trPr>
-        <w:tc>
-          <w:tcPr>
-            <w:tcW w:type="dxa" w:w="900"/>
-            <w:tcBorders>
-              <w:top w:val="single" w:color="D9D7D0" w:sz="4"/>
-              <w:left w:val="single" w:color="D9D7D0" w:sz="4"/>
-              <w:bottom w:val="single" w:color="D9D7D0" w:sz="4"/>
-              <w:right w:val="single" w:color="D9D7D0" w:sz="4"/>
-            </w:tcBorders>
-            <w:tcMar>
-              <w:top w:type="dxa" w:w="40"/>
-              <w:left w:type="dxa" w:w="90"/>
-              <w:bottom w:type="dxa" w:w="40"/>
-              <w:right w:type="dxa" w:w="90"/>
-            </w:tcMar>
-          </w:tcPr>
-          <w:p>
-            <w:pPr>
-              <w:spacing w:after="0"/>
-            </w:pPr>
-            <w:r>
-              <w:rPr>
-                <w:rFonts w:ascii="Arial" w:cs="Arial" w:eastAsia="Malgun Gothic" w:hAnsi="Arial"/>
-                <w:b/>
-                <w:bCs/>
-                <w:color w:val="1A1A1A"/>
-                <w:sz w:val="17"/>
-                <w:szCs w:val="17"/>
-              </w:rPr>
-              <w:t xml:space="preserve">Q48</w:t>
-            </w:r>
-          </w:p>
-        </w:tc>
-        <w:tc>
-          <w:tcPr>
-            <w:tcW w:type="dxa" w:w="7238"/>
-            <w:tcBorders>
-              <w:top w:val="single" w:color="D9D7D0" w:sz="4"/>
-              <w:left w:val="single" w:color="D9D7D0" w:sz="4"/>
-              <w:bottom w:val="single" w:color="D9D7D0" w:sz="4"/>
-              <w:right w:val="single" w:color="D9D7D0" w:sz="4"/>
-            </w:tcBorders>
-            <w:tcMar>
-              <w:top w:type="dxa" w:w="40"/>
-              <w:left w:type="dxa" w:w="90"/>
-              <w:bottom w:type="dxa" w:w="40"/>
-              <w:right w:type="dxa" w:w="90"/>
-            </w:tcMar>
-          </w:tcPr>
-          <w:p>
-            <w:pPr>
-              <w:spacing w:after="0"/>
-            </w:pPr>
-            <w:r>
-              <w:rPr>
-                <w:rFonts w:ascii="Arial" w:cs="Arial" w:eastAsia="Malgun Gothic" w:hAnsi="Arial"/>
-                <w:b w:val="false"/>
-                <w:bCs w:val="false"/>
-                <w:color w:val="1A1A1A"/>
-                <w:sz w:val="17"/>
-                <w:szCs w:val="17"/>
-              </w:rPr>
-              <w:t xml:space="preserve">Giá, thanh toán, PO, C/O đang được quản lý ở đâu?</w:t>
-            </w:r>
-          </w:p>
-        </w:tc>
-        <w:tc>
-          <w:tcPr>
-            <w:tcW w:type="dxa" w:w="1500"/>
-            <w:tcBorders>
-              <w:top w:val="single" w:color="D9D7D0" w:sz="4"/>
-              <w:left w:val="single" w:color="D9D7D0" w:sz="4"/>
-              <w:bottom w:val="single" w:color="D9D7D0" w:sz="4"/>
-              <w:right w:val="single" w:color="D9D7D0" w:sz="4"/>
-            </w:tcBorders>
-            <w:shd w:fill="EFEEEA" w:color="auto" w:val="clear"/>
-            <w:tcMar>
-              <w:top w:type="dxa" w:w="40"/>
-              <w:left w:type="dxa" w:w="90"/>
-              <w:bottom w:type="dxa" w:w="40"/>
-              <w:right w:type="dxa" w:w="90"/>
-            </w:tcMar>
-          </w:tcPr>
-          <w:p>
-            <w:pPr>
-              <w:spacing w:after="0"/>
-            </w:pPr>
-            <w:r>
-              <w:rPr>
-                <w:rFonts w:ascii="Arial" w:cs="Arial" w:eastAsia="Malgun Gothic" w:hAnsi="Arial"/>
-                <w:b/>
-                <w:bCs/>
-                <w:color w:val="5F5E5A"/>
-                <w:sz w:val="14"/>
-                <w:szCs w:val="14"/>
-              </w:rPr>
-              <w:t xml:space="preserve">ƯU TIÊN 3</w:t>
-            </w:r>
-          </w:p>
-        </w:tc>
-      </w:tr>
-      <w:tr>
-        <w:trPr>
-          <w:cantSplit/>
-          <w:tblHeader w:val="false"/>
-        </w:trPr>
-        <w:tc>
-          <w:tcPr>
-            <w:tcW w:type="dxa" w:w="900"/>
-            <w:tcBorders>
-              <w:top w:val="single" w:color="D9D7D0" w:sz="4"/>
-              <w:left w:val="single" w:color="D9D7D0" w:sz="4"/>
-              <w:bottom w:val="single" w:color="D9D7D0" w:sz="4"/>
-              <w:right w:val="single" w:color="D9D7D0" w:sz="4"/>
-            </w:tcBorders>
-            <w:tcMar>
-              <w:top w:type="dxa" w:w="40"/>
-              <w:left w:type="dxa" w:w="90"/>
-              <w:bottom w:type="dxa" w:w="40"/>
-              <w:right w:type="dxa" w:w="90"/>
-            </w:tcMar>
-          </w:tcPr>
-          <w:p>
-            <w:pPr>
-              <w:spacing w:after="0"/>
-            </w:pPr>
-            <w:r>
-              <w:rPr>
-                <w:rFonts w:ascii="Arial" w:cs="Arial" w:eastAsia="Malgun Gothic" w:hAnsi="Arial"/>
-                <w:b/>
-                <w:bCs/>
-                <w:color w:val="1A1A1A"/>
-                <w:sz w:val="17"/>
-                <w:szCs w:val="17"/>
-              </w:rPr>
-              <w:t xml:space="preserve">Q49</w:t>
             </w:r>
           </w:p>
         </w:tc>
@@ -6458,7 +6246,7 @@
                 <w:sz w:val="17"/>
                 <w:szCs w:val="17"/>
               </w:rPr>
-              <w:t xml:space="preserve">Q07–Q20</w:t>
+              <w:t xml:space="preserve">Q07–Q19</w:t>
             </w:r>
           </w:p>
         </w:tc>
@@ -6566,7 +6354,7 @@
                 <w:sz w:val="17"/>
                 <w:szCs w:val="17"/>
               </w:rPr>
-              <w:t xml:space="preserve">Q21–Q49</w:t>
+              <w:t xml:space="preserve">Q20–Q47</w:t>
             </w:r>
           </w:p>
         </w:tc>
@@ -23188,22 +22976,11 @@
       <w:r>
         <w:rPr>
           <w:rFonts w:ascii="Arial" w:cs="Arial" w:eastAsia="Malgun Gothic" w:hAnsi="Arial"/>
-          <w:b/>
-          <w:bCs/>
-          <w:color w:val="1A1A1A"/>
-          <w:sz w:val="20"/>
-          <w:szCs w:val="20"/>
-        </w:rPr>
-        <w:t xml:space="preserve">Kế hoạch của các khách khác đã có (23/10):</w:t>
-      </w:r>
-      <w:r>
-        <w:rPr>
-          <w:rFonts w:ascii="Arial" w:cs="Arial" w:eastAsia="Malgun Gothic" w:hAnsi="Arial"/>
-          <w:color w:val="1A1A1A"/>
-          <w:sz w:val="20"/>
-          <w:szCs w:val="20"/>
-        </w:rPr>
-        <w:t xml:space="preserve"> [KẾ HOẠCH CHALLENGER] 26FW và 27SS, [KẾ HOẠCH NEPA] WISER MAX, </w:t>
+          <w:color w:val="1A1A1A"/>
+          <w:sz w:val="20"/>
+          <w:szCs w:val="20"/>
+        </w:rPr>
+        <w:t xml:space="preserve">Kế hoạch của các khách khác đã có (23/10): [KẾ HOẠCH CHALLENGER] 26FW và 27SS, [KẾ HOẠCH NEPA] WISER MAX, </w:t>
       </w:r>
       <w:r>
         <w:rPr>
@@ -27093,7 +26870,7 @@
           <w:sz w:val="19"/>
           <w:szCs w:val="19"/>
         </w:rPr>
-        <w:t xml:space="preserve"> từ Google Takeout; file đính kèm lấy từ Google Drive.</w:t>
+        <w:t xml:space="preserve"> từ Google Takeout; file đính kèm lấy từ Google Drive. (KLMAS đã đồng ý ngày 23/10 cho dùng AI đọc nội dung email, nên email cũ cũng được đọc bằng AI.)</w:t>
       </w:r>
     </w:p>
     <w:p>
@@ -27155,320 +26932,6 @@
                 <w:szCs w:val="18"/>
               </w:rPr>
               <w:t xml:space="preserve">TRẢ LỜI CỦA KLMAS — Q19</w:t>
-            </w:r>
-            <w:r>
-              <w:rPr>
-                <w:rFonts w:ascii="Arial" w:cs="Arial" w:eastAsia="Malgun Gothic" w:hAnsi="Arial"/>
-                <w:color w:val="7A7974"/>
-                <w:sz w:val="16"/>
-                <w:szCs w:val="16"/>
-              </w:rPr>
-              <w:t xml:space="preserve">   (điền trực tiếp vào ô bên dưới)</w:t>
-            </w:r>
-          </w:p>
-        </w:tc>
-      </w:tr>
-      <w:tr>
-        <w:trPr>
-          <w:cantSplit/>
-          <w:trHeight w:val="1900" w:hRule="atLeast"/>
-        </w:trPr>
-        <w:tc>
-          <w:tcPr>
-            <w:tcW w:type="dxa" w:w="9638"/>
-            <w:tcBorders>
-              <w:top w:val="single" w:color="D99A00" w:sz="12"/>
-              <w:left w:val="single" w:color="D99A00" w:sz="12"/>
-              <w:bottom w:val="single" w:color="D99A00" w:sz="12"/>
-              <w:right w:val="single" w:color="D99A00" w:sz="12"/>
-            </w:tcBorders>
-            <w:tcMar>
-              <w:top w:type="dxa" w:w="100"/>
-              <w:left w:type="dxa" w:w="140"/>
-              <w:bottom w:type="dxa" w:w="100"/>
-              <w:right w:type="dxa" w:w="140"/>
-            </w:tcMar>
-          </w:tcPr>
-          <w:p>
-            <w:pPr>
-              <w:keepNext/>
-            </w:pPr>
-            <w:r>
-              <w:rPr>
-                <w:rFonts w:ascii="Arial" w:cs="Arial" w:eastAsia="Malgun Gothic" w:hAnsi="Arial"/>
-                <w:sz w:val="20"/>
-                <w:szCs w:val="20"/>
-              </w:rPr>
-              <w:t xml:space="preserve"/>
-            </w:r>
-          </w:p>
-        </w:tc>
-      </w:tr>
-      <w:tr>
-        <w:trPr>
-          <w:cantSplit/>
-        </w:trPr>
-        <w:tc>
-          <w:tcPr>
-            <w:tcW w:type="dxa" w:w="9638"/>
-            <w:tcBorders>
-              <w:top w:val="single" w:color="D99A00" w:sz="12"/>
-              <w:left w:val="single" w:color="D99A00" w:sz="12"/>
-              <w:bottom w:val="single" w:color="D99A00" w:sz="12"/>
-              <w:right w:val="single" w:color="D99A00" w:sz="12"/>
-            </w:tcBorders>
-            <w:tcMar>
-              <w:top w:type="dxa" w:w="70"/>
-              <w:left w:type="dxa" w:w="140"/>
-              <w:bottom w:type="dxa" w:w="70"/>
-              <w:right w:type="dxa" w:w="140"/>
-            </w:tcMar>
-          </w:tcPr>
-          <w:p>
-            <w:pPr>
-              <w:spacing w:after="0"/>
-            </w:pPr>
-            <w:r>
-              <w:rPr>
-                <w:rFonts w:ascii="Arial" w:cs="Arial" w:eastAsia="Malgun Gothic" w:hAnsi="Arial"/>
-                <w:color w:val="7A7974"/>
-                <w:sz w:val="16"/>
-                <w:szCs w:val="16"/>
-              </w:rPr>
-              <w:t xml:space="preserve">Người trả lời: ................................................        Ngày: ......../......../2026</w:t>
-            </w:r>
-          </w:p>
-        </w:tc>
-      </w:tr>
-    </w:tbl>
-    <w:p>
-      <w:pPr>
-        <w:spacing w:after="160"/>
-      </w:pPr>
-    </w:p>
-    <w:p>
-      <w:pPr>
-        <w:keepNext/>
-        <w:spacing w:after="60" w:before="280"/>
-      </w:pPr>
-      <w:r>
-        <w:rPr>
-          <w:rFonts w:ascii="Arial" w:cs="Arial" w:eastAsia="Malgun Gothic" w:hAnsi="Arial"/>
-          <w:b/>
-          <w:bCs/>
-          <w:color w:val="1F5FA8"/>
-          <w:sz w:val="14"/>
-          <w:szCs w:val="14"/>
-          <w:shd w:fill="E3EEFB" w:color="auto" w:val="clear"/>
-        </w:rPr>
-        <w:t xml:space="preserve"> ƯU TIÊN 2 · CẦN CHO GIAI ĐOẠN 1 </w:t>
-      </w:r>
-    </w:p>
-    <w:p>
-      <w:pPr>
-        <w:pStyle w:val="Heading3"/>
-        <w:keepNext/>
-        <w:pBdr>
-          <w:bottom w:val="single" w:color="D9D7D0" w:sz="6" w:space="4"/>
-        </w:pBdr>
-        <w:spacing w:after="120" w:before="0"/>
-      </w:pPr>
-      <w:r>
-        <w:rPr>
-          <w:rFonts w:ascii="Arial" w:cs="Arial" w:eastAsia="Malgun Gothic" w:hAnsi="Arial"/>
-          <w:b/>
-          <w:bCs/>
-          <w:color w:val="1F5FA8"/>
-          <w:sz w:val="24"/>
-          <w:szCs w:val="24"/>
-        </w:rPr>
-        <w:t xml:space="preserve">Q20  </w:t>
-      </w:r>
-      <w:r>
-        <w:rPr>
-          <w:rFonts w:ascii="Arial" w:cs="Arial" w:eastAsia="Malgun Gothic" w:hAnsi="Arial"/>
-          <w:b/>
-          <w:bCs/>
-          <w:color w:val="1F3A5F"/>
-          <w:sz w:val="24"/>
-          <w:szCs w:val="24"/>
-        </w:rPr>
-        <w:t xml:space="preserve">ASTRA có được dùng dịch vụ AI để đọc nội dung email không?</w:t>
-      </w:r>
-    </w:p>
-    <w:p>
-      <w:pPr>
-        <w:pStyle w:val="ListParagraph"/>
-        <w:keepNext/>
-        <w:numPr>
-          <w:ilvl w:val="0"/>
-          <w:numId w:val="2"/>
-        </w:numPr>
-        <w:spacing w:after="70" w:line="276"/>
-      </w:pPr>
-      <w:r>
-        <w:rPr>
-          <w:rFonts w:ascii="Arial" w:cs="Arial" w:eastAsia="Malgun Gothic" w:hAnsi="Arial"/>
-          <w:b/>
-          <w:bCs/>
-          <w:color w:val="1A1A1A"/>
-          <w:sz w:val="20"/>
-          <w:szCs w:val="20"/>
-        </w:rPr>
-        <w:t xml:space="preserve">Bối cảnh:</w:t>
-      </w:r>
-      <w:r>
-        <w:rPr>
-          <w:rFonts w:ascii="Arial" w:cs="Arial" w:eastAsia="Malgun Gothic" w:hAnsi="Arial"/>
-          <w:color w:val="1A1A1A"/>
-          <w:sz w:val="20"/>
-          <w:szCs w:val="20"/>
-        </w:rPr>
-        <w:t xml:space="preserve"> hiện hệ thống đọc email bằng quy tắc (tiêu đề, mã style, từ khoá tiếng Việt / Hàn / Anh), chạy trên máy của ASTRA, không gửi nội dung ra ngoài. Để hiểu các yêu cầu viết tự do (vd. "giảm 20 cái size M, màu NAVY"), cần dùng dịch vụ AI Claude của Anthropic; khi đó nội dung email được gửi tới dịch vụ này để xử lý. Mọi thay đổi AI đọc được chỉ là </w:t>
-      </w:r>
-      <w:r>
-        <w:rPr>
-          <w:rFonts w:ascii="Arial" w:cs="Arial" w:eastAsia="Malgun Gothic" w:hAnsi="Arial"/>
-          <w:b/>
-          <w:bCs/>
-          <w:color w:val="1A1A1A"/>
-          <w:sz w:val="20"/>
-          <w:szCs w:val="20"/>
-        </w:rPr>
-        <w:t xml:space="preserve">đề xuất</w:t>
-      </w:r>
-      <w:r>
-        <w:rPr>
-          <w:rFonts w:ascii="Arial" w:cs="Arial" w:eastAsia="Malgun Gothic" w:hAnsi="Arial"/>
-          <w:color w:val="1A1A1A"/>
-          <w:sz w:val="20"/>
-          <w:szCs w:val="20"/>
-        </w:rPr>
-        <w:t xml:space="preserve">, người của KLMAS duyệt rồi mới vào số liệu.</w:t>
-      </w:r>
-    </w:p>
-    <w:p>
-      <w:pPr>
-        <w:pStyle w:val="ListParagraph"/>
-        <w:keepNext w:val="false"/>
-        <w:numPr>
-          <w:ilvl w:val="0"/>
-          <w:numId w:val="2"/>
-        </w:numPr>
-        <w:spacing w:after="70" w:line="276"/>
-      </w:pPr>
-      <w:r>
-        <w:rPr>
-          <w:rFonts w:ascii="Arial" w:cs="Arial" w:eastAsia="Malgun Gothic" w:hAnsi="Arial"/>
-          <w:b/>
-          <w:bCs/>
-          <w:color w:val="1A1A1A"/>
-          <w:sz w:val="20"/>
-          <w:szCs w:val="20"/>
-        </w:rPr>
-        <w:t xml:space="preserve">Câu hỏi:</w:t>
-      </w:r>
-      <w:r>
-        <w:rPr>
-          <w:rFonts w:ascii="Arial" w:cs="Arial" w:eastAsia="Malgun Gothic" w:hAnsi="Arial"/>
-          <w:color w:val="1A1A1A"/>
-          <w:sz w:val="20"/>
-          <w:szCs w:val="20"/>
-        </w:rPr>
-        <w:t xml:space="preserve"> KLMAS có đồng ý không? Nếu đồng ý, có giới hạn gì (vd. che giá, chỉ dùng cho email với nhà máy, không dùng cho email với buyer)?</w:t>
-      </w:r>
-    </w:p>
-    <w:p>
-      <w:pPr>
-        <w:pStyle w:val="ListParagraph"/>
-        <w:keepNext w:val="false"/>
-        <w:numPr>
-          <w:ilvl w:val="0"/>
-          <w:numId w:val="2"/>
-        </w:numPr>
-        <w:shd w:fill="F4F3F0" w:color="auto" w:val="clear"/>
-        <w:spacing w:after="70" w:line="276"/>
-      </w:pPr>
-      <w:r>
-        <w:rPr>
-          <w:rFonts w:ascii="Arial" w:cs="Arial" w:eastAsia="Malgun Gothic" w:hAnsi="Arial"/>
-          <w:i/>
-          <w:iCs/>
-          <w:color w:val="4A4A48"/>
-          <w:sz w:val="19"/>
-          <w:szCs w:val="19"/>
-        </w:rPr>
-        <w:t xml:space="preserve">ASTRA đang hiểu:</w:t>
-      </w:r>
-      <w:r>
-        <w:rPr>
-          <w:rFonts w:ascii="Arial" w:cs="Arial" w:eastAsia="Malgun Gothic" w:hAnsi="Arial"/>
-          <w:color w:val="4A4A48"/>
-          <w:sz w:val="19"/>
-          <w:szCs w:val="19"/>
-        </w:rPr>
-        <w:t xml:space="preserve"> chưa đồng ý; chỉ dùng cách đọc theo quy tắc.</w:t>
-      </w:r>
-    </w:p>
-    <w:p>
-      <w:pPr>
-        <w:keepNext/>
-        <w:spacing w:after="0" w:before="80"/>
-      </w:pPr>
-    </w:p>
-    <w:tbl>
-      <w:tblPr>
-        <w:tblW w:type="dxa" w:w="9638"/>
-        <w:tblBorders>
-          <w:top w:val="single" w:color="auto" w:sz="4"/>
-          <w:left w:val="single" w:color="auto" w:sz="4"/>
-          <w:bottom w:val="single" w:color="auto" w:sz="4"/>
-          <w:right w:val="single" w:color="auto" w:sz="4"/>
-          <w:insideH w:val="single" w:color="auto" w:sz="4"/>
-          <w:insideV w:val="single" w:color="auto" w:sz="4"/>
-        </w:tblBorders>
-        <w:tblLayout w:type="fixed"/>
-      </w:tblPr>
-      <w:tblGrid>
-        <w:gridCol w:w="9638"/>
-      </w:tblGrid>
-      <w:tr>
-        <w:trPr>
-          <w:cantSplit/>
-        </w:trPr>
-        <w:tc>
-          <w:tcPr>
-            <w:tcW w:type="dxa" w:w="9638"/>
-            <w:tcBorders>
-              <w:top w:val="single" w:color="D99A00" w:sz="12"/>
-              <w:left w:val="single" w:color="D99A00" w:sz="12"/>
-              <w:bottom w:val="single" w:color="D99A00" w:sz="12"/>
-              <w:right w:val="single" w:color="D99A00" w:sz="12"/>
-            </w:tcBorders>
-            <w:shd w:fill="FFF8E6" w:color="auto" w:val="clear"/>
-            <w:tcMar>
-              <w:top w:type="dxa" w:w="80"/>
-              <w:left w:type="dxa" w:w="140"/>
-              <w:bottom w:type="dxa" w:w="80"/>
-              <w:right w:type="dxa" w:w="140"/>
-            </w:tcMar>
-          </w:tcPr>
-          <w:p>
-            <w:pPr>
-              <w:keepNext/>
-              <w:keepLines/>
-              <w:spacing w:after="0"/>
-            </w:pPr>
-            <w:r>
-              <w:rPr>
-                <w:rFonts w:ascii="Arial" w:cs="Arial" w:eastAsia="Malgun Gothic" w:hAnsi="Arial"/>
-                <w:b/>
-                <w:bCs/>
-                <w:color w:val="8A5A00"/>
-                <w:sz w:val="18"/>
-                <w:szCs w:val="18"/>
-              </w:rPr>
-              <w:t xml:space="preserve">TRẢ LỜI CỦA KLMAS — Q20</w:t>
             </w:r>
             <w:r>
               <w:rPr>
@@ -28605,7 +28068,7 @@
           <w:sz w:val="24"/>
           <w:szCs w:val="24"/>
         </w:rPr>
-        <w:t xml:space="preserve">Q21  </w:t>
+        <w:t xml:space="preserve">Q20  </w:t>
       </w:r>
       <w:r>
         <w:rPr>
@@ -28906,7 +28369,7 @@
           <w:sz w:val="20"/>
           <w:szCs w:val="20"/>
         </w:rPr>
-        <w:t xml:space="preserve"> (xem Q42).</w:t>
+        <w:t xml:space="preserve"> (xem Q41).</w:t>
       </w:r>
     </w:p>
     <w:p>
@@ -29156,7 +28619,7 @@
                 <w:sz w:val="18"/>
                 <w:szCs w:val="18"/>
               </w:rPr>
-              <w:t xml:space="preserve">TRẢ LỜI CỦA KLMAS — Q21</w:t>
+              <w:t xml:space="preserve">TRẢ LỜI CỦA KLMAS — Q20</w:t>
             </w:r>
             <w:r>
               <w:rPr>
@@ -29295,7 +28758,7 @@
           <w:sz w:val="24"/>
           <w:szCs w:val="24"/>
         </w:rPr>
-        <w:t xml:space="preserve">Q22  </w:t>
+        <w:t xml:space="preserve">Q21  </w:t>
       </w:r>
       <w:r>
         <w:rPr>
@@ -29513,7 +28976,7 @@
           <w:sz w:val="20"/>
           <w:szCs w:val="20"/>
         </w:rPr>
-        <w:t xml:space="preserve"> mỗi email xuất hàng là </w:t>
+        <w:t xml:space="preserve"> trong các email đã nhận, mỗi email xuất hàng là </w:t>
       </w:r>
       <w:r>
         <w:rPr>
@@ -29759,7 +29222,7 @@
                 <w:sz w:val="18"/>
                 <w:szCs w:val="18"/>
               </w:rPr>
-              <w:t xml:space="preserve">TRẢ LỜI CỦA KLMAS — Q22</w:t>
+              <w:t xml:space="preserve">TRẢ LỜI CỦA KLMAS — Q21</w:t>
             </w:r>
             <w:r>
               <w:rPr>
@@ -29898,7 +29361,7 @@
           <w:sz w:val="24"/>
           <w:szCs w:val="24"/>
         </w:rPr>
-        <w:t xml:space="preserve">Q23  </w:t>
+        <w:t xml:space="preserve">Q22  </w:t>
       </w:r>
       <w:r>
         <w:rPr>
@@ -30127,7 +29590,7 @@
                 <w:sz w:val="18"/>
                 <w:szCs w:val="18"/>
               </w:rPr>
-              <w:t xml:space="preserve">TRẢ LỜI CỦA KLMAS — Q23</w:t>
+              <w:t xml:space="preserve">TRẢ LỜI CỦA KLMAS — Q22</w:t>
             </w:r>
             <w:r>
               <w:rPr>
@@ -30266,7 +29729,7 @@
           <w:sz w:val="24"/>
           <w:szCs w:val="24"/>
         </w:rPr>
-        <w:t xml:space="preserve">Q24  </w:t>
+        <w:t xml:space="preserve">Q23  </w:t>
       </w:r>
       <w:r>
         <w:rPr>
@@ -30540,7 +30003,7 @@
                 <w:sz w:val="18"/>
                 <w:szCs w:val="18"/>
               </w:rPr>
-              <w:t xml:space="preserve">TRẢ LỜI CỦA KLMAS — Q24</w:t>
+              <w:t xml:space="preserve">TRẢ LỜI CỦA KLMAS — Q23</w:t>
             </w:r>
             <w:r>
               <w:rPr>
@@ -30679,7 +30142,7 @@
           <w:sz w:val="24"/>
           <w:szCs w:val="24"/>
         </w:rPr>
-        <w:t xml:space="preserve">Q25  </w:t>
+        <w:t xml:space="preserve">Q24  </w:t>
       </w:r>
       <w:r>
         <w:rPr>
@@ -30832,7 +30295,7 @@
                 <w:sz w:val="18"/>
                 <w:szCs w:val="18"/>
               </w:rPr>
-              <w:t xml:space="preserve">TRẢ LỜI CỦA KLMAS — Q25</w:t>
+              <w:t xml:space="preserve">TRẢ LỜI CỦA KLMAS — Q24</w:t>
             </w:r>
             <w:r>
               <w:rPr>
@@ -30971,7 +30434,7 @@
           <w:sz w:val="24"/>
           <w:szCs w:val="24"/>
         </w:rPr>
-        <w:t xml:space="preserve">Q26  </w:t>
+        <w:t xml:space="preserve">Q25  </w:t>
       </w:r>
       <w:r>
         <w:rPr>
@@ -31175,7 +30638,7 @@
                 <w:sz w:val="18"/>
                 <w:szCs w:val="18"/>
               </w:rPr>
-              <w:t xml:space="preserve">TRẢ LỜI CỦA KLMAS — Q26</w:t>
+              <w:t xml:space="preserve">TRẢ LỜI CỦA KLMAS — Q25</w:t>
             </w:r>
             <w:r>
               <w:rPr>
@@ -31332,7 +30795,7 @@
           <w:sz w:val="24"/>
           <w:szCs w:val="24"/>
         </w:rPr>
-        <w:t xml:space="preserve">Q27  </w:t>
+        <w:t xml:space="preserve">Q26  </w:t>
       </w:r>
       <w:r>
         <w:rPr>
@@ -31787,7 +31250,7 @@
                 <w:sz w:val="18"/>
                 <w:szCs w:val="18"/>
               </w:rPr>
-              <w:t xml:space="preserve">TRẢ LỜI CỦA KLMAS — Q27</w:t>
+              <w:t xml:space="preserve">TRẢ LỜI CỦA KLMAS — Q26</w:t>
             </w:r>
             <w:r>
               <w:rPr>
@@ -31890,7 +31353,7 @@
           <w:sz w:val="20"/>
           <w:szCs w:val="20"/>
         </w:rPr>
-        <w:t xml:space="preserve">Các câu Q28–Q35 hỏi về file [DỮ LIỆU KIỂM BÊN THỨ BA] (</w:t>
+        <w:t xml:space="preserve">Các câu Q27–Q34 hỏi về file [DỮ LIỆU KIỂM BÊN THỨ BA] (</w:t>
       </w:r>
       <w:r>
         <w:rPr>
@@ -31948,7 +31411,7 @@
           <w:sz w:val="24"/>
           <w:szCs w:val="24"/>
         </w:rPr>
-        <w:t xml:space="preserve">Q28  </w:t>
+        <w:t xml:space="preserve">Q27  </w:t>
       </w:r>
       <w:r>
         <w:rPr>
@@ -32141,7 +31604,7 @@
                 <w:sz w:val="18"/>
                 <w:szCs w:val="18"/>
               </w:rPr>
-              <w:t xml:space="preserve">TRẢ LỜI CỦA KLMAS — Q28</w:t>
+              <w:t xml:space="preserve">TRẢ LỜI CỦA KLMAS — Q27</w:t>
             </w:r>
             <w:r>
               <w:rPr>
@@ -32269,7 +31732,7 @@
           <w:sz w:val="24"/>
           <w:szCs w:val="24"/>
         </w:rPr>
-        <w:t xml:space="preserve">Q29  </w:t>
+        <w:t xml:space="preserve">Q28  </w:t>
       </w:r>
       <w:r>
         <w:rPr>
@@ -32533,7 +31996,7 @@
                 <w:sz w:val="18"/>
                 <w:szCs w:val="18"/>
               </w:rPr>
-              <w:t xml:space="preserve">TRẢ LỜI CỦA KLMAS — Q29</w:t>
+              <w:t xml:space="preserve">TRẢ LỜI CỦA KLMAS — Q28</w:t>
             </w:r>
             <w:r>
               <w:rPr>
@@ -32661,7 +32124,7 @@
           <w:sz w:val="24"/>
           <w:szCs w:val="24"/>
         </w:rPr>
-        <w:t xml:space="preserve">Q30  </w:t>
+        <w:t xml:space="preserve">Q29  </w:t>
       </w:r>
       <w:r>
         <w:rPr>
@@ -32814,7 +32277,7 @@
                 <w:sz w:val="18"/>
                 <w:szCs w:val="18"/>
               </w:rPr>
-              <w:t xml:space="preserve">TRẢ LỜI CỦA KLMAS — Q30</w:t>
+              <w:t xml:space="preserve">TRẢ LỜI CỦA KLMAS — Q29</w:t>
             </w:r>
             <w:r>
               <w:rPr>
@@ -32942,7 +32405,7 @@
           <w:sz w:val="24"/>
           <w:szCs w:val="24"/>
         </w:rPr>
-        <w:t xml:space="preserve">Q31  </w:t>
+        <w:t xml:space="preserve">Q30  </w:t>
       </w:r>
       <w:r>
         <w:rPr>
@@ -33175,7 +32638,7 @@
                 <w:sz w:val="18"/>
                 <w:szCs w:val="18"/>
               </w:rPr>
-              <w:t xml:space="preserve">TRẢ LỜI CỦA KLMAS — Q31</w:t>
+              <w:t xml:space="preserve">TRẢ LỜI CỦA KLMAS — Q30</w:t>
             </w:r>
             <w:r>
               <w:rPr>
@@ -33303,7 +32766,7 @@
           <w:sz w:val="24"/>
           <w:szCs w:val="24"/>
         </w:rPr>
-        <w:t xml:space="preserve">Q32  </w:t>
+        <w:t xml:space="preserve">Q31  </w:t>
       </w:r>
       <w:r>
         <w:rPr>
@@ -33638,7 +33101,7 @@
                 <w:sz w:val="18"/>
                 <w:szCs w:val="18"/>
               </w:rPr>
-              <w:t xml:space="preserve">TRẢ LỜI CỦA KLMAS — Q32</w:t>
+              <w:t xml:space="preserve">TRẢ LỜI CỦA KLMAS — Q31</w:t>
             </w:r>
             <w:r>
               <w:rPr>
@@ -33766,7 +33229,7 @@
           <w:sz w:val="24"/>
           <w:szCs w:val="24"/>
         </w:rPr>
-        <w:t xml:space="preserve">Q33  </w:t>
+        <w:t xml:space="preserve">Q32  </w:t>
       </w:r>
       <w:r>
         <w:rPr>
@@ -33919,7 +33382,7 @@
                 <w:sz w:val="18"/>
                 <w:szCs w:val="18"/>
               </w:rPr>
-              <w:t xml:space="preserve">TRẢ LỜI CỦA KLMAS — Q33</w:t>
+              <w:t xml:space="preserve">TRẢ LỜI CỦA KLMAS — Q32</w:t>
             </w:r>
             <w:r>
               <w:rPr>
@@ -34047,7 +33510,7 @@
           <w:sz w:val="24"/>
           <w:szCs w:val="24"/>
         </w:rPr>
-        <w:t xml:space="preserve">Q34  </w:t>
+        <w:t xml:space="preserve">Q33  </w:t>
       </w:r>
       <w:r>
         <w:rPr>
@@ -34200,7 +33663,7 @@
                 <w:sz w:val="18"/>
                 <w:szCs w:val="18"/>
               </w:rPr>
-              <w:t xml:space="preserve">TRẢ LỜI CỦA KLMAS — Q34</w:t>
+              <w:t xml:space="preserve">TRẢ LỜI CỦA KLMAS — Q33</w:t>
             </w:r>
             <w:r>
               <w:rPr>
@@ -34328,7 +33791,7 @@
           <w:sz w:val="24"/>
           <w:szCs w:val="24"/>
         </w:rPr>
-        <w:t xml:space="preserve">Q35  </w:t>
+        <w:t xml:space="preserve">Q34  </w:t>
       </w:r>
       <w:r>
         <w:rPr>
@@ -34431,7 +33894,7 @@
                 <w:sz w:val="18"/>
                 <w:szCs w:val="18"/>
               </w:rPr>
-              <w:t xml:space="preserve">TRẢ LỜI CỦA KLMAS — Q35</w:t>
+              <w:t xml:space="preserve">TRẢ LỜI CỦA KLMAS — Q34</w:t>
             </w:r>
             <w:r>
               <w:rPr>
@@ -34570,7 +34033,7 @@
           <w:sz w:val="24"/>
           <w:szCs w:val="24"/>
         </w:rPr>
-        <w:t xml:space="preserve">Q36  </w:t>
+        <w:t xml:space="preserve">Q35  </w:t>
       </w:r>
       <w:r>
         <w:rPr>
@@ -34723,7 +34186,7 @@
                 <w:sz w:val="18"/>
                 <w:szCs w:val="18"/>
               </w:rPr>
-              <w:t xml:space="preserve">TRẢ LỜI CỦA KLMAS — Q36</w:t>
+              <w:t xml:space="preserve">TRẢ LỜI CỦA KLMAS — Q35</w:t>
             </w:r>
             <w:r>
               <w:rPr>
@@ -34880,7 +34343,7 @@
           <w:sz w:val="24"/>
           <w:szCs w:val="24"/>
         </w:rPr>
-        <w:t xml:space="preserve">Q37  </w:t>
+        <w:t xml:space="preserve">Q36  </w:t>
       </w:r>
       <w:r>
         <w:rPr>
@@ -35034,7 +34497,7 @@
                 <w:sz w:val="18"/>
                 <w:szCs w:val="18"/>
               </w:rPr>
-              <w:t xml:space="preserve">TRẢ LỜI CỦA KLMAS — Q37</w:t>
+              <w:t xml:space="preserve">TRẢ LỜI CỦA KLMAS — Q36</w:t>
             </w:r>
             <w:r>
               <w:rPr>
@@ -35173,7 +34636,7 @@
           <w:sz w:val="24"/>
           <w:szCs w:val="24"/>
         </w:rPr>
-        <w:t xml:space="preserve">Q38  </w:t>
+        <w:t xml:space="preserve">Q37  </w:t>
       </w:r>
       <w:r>
         <w:rPr>
@@ -35404,7 +34867,7 @@
                 <w:sz w:val="18"/>
                 <w:szCs w:val="18"/>
               </w:rPr>
-              <w:t xml:space="preserve">TRẢ LỜI CỦA KLMAS — Q38</w:t>
+              <w:t xml:space="preserve">TRẢ LỜI CỦA KLMAS — Q37</w:t>
             </w:r>
             <w:r>
               <w:rPr>
@@ -35532,7 +34995,7 @@
           <w:sz w:val="24"/>
           <w:szCs w:val="24"/>
         </w:rPr>
-        <w:t xml:space="preserve">Q39  </w:t>
+        <w:t xml:space="preserve">Q38  </w:t>
       </w:r>
       <w:r>
         <w:rPr>
@@ -35774,7 +35237,7 @@
                 <w:sz w:val="18"/>
                 <w:szCs w:val="18"/>
               </w:rPr>
-              <w:t xml:space="preserve">TRẢ LỜI CỦA KLMAS — Q39</w:t>
+              <w:t xml:space="preserve">TRẢ LỜI CỦA KLMAS — Q38</w:t>
             </w:r>
             <w:r>
               <w:rPr>
@@ -35902,7 +35365,7 @@
           <w:sz w:val="24"/>
           <w:szCs w:val="24"/>
         </w:rPr>
-        <w:t xml:space="preserve">Q40  </w:t>
+        <w:t xml:space="preserve">Q39  </w:t>
       </w:r>
       <w:r>
         <w:rPr>
@@ -36055,7 +35518,7 @@
                 <w:sz w:val="18"/>
                 <w:szCs w:val="18"/>
               </w:rPr>
-              <w:t xml:space="preserve">TRẢ LỜI CỦA KLMAS — Q40</w:t>
+              <w:t xml:space="preserve">TRẢ LỜI CỦA KLMAS — Q39</w:t>
             </w:r>
             <w:r>
               <w:rPr>
@@ -36194,7 +35657,7 @@
           <w:sz w:val="24"/>
           <w:szCs w:val="24"/>
         </w:rPr>
-        <w:t xml:space="preserve">Q41  </w:t>
+        <w:t xml:space="preserve">Q40  </w:t>
       </w:r>
       <w:r>
         <w:rPr>
@@ -36421,7 +35884,7 @@
           <w:sz w:val="20"/>
           <w:szCs w:val="20"/>
         </w:rPr>
-        <w:t xml:space="preserve"> 08/02/2026, trước ngày cắt; [RECAP BPK] (xem Q42).</w:t>
+        <w:t xml:space="preserve"> 08/02/2026, trước ngày cắt; [RECAP BPK] (xem Q41).</w:t>
       </w:r>
     </w:p>
     <w:p>
@@ -36558,7 +36021,7 @@
                 <w:sz w:val="18"/>
                 <w:szCs w:val="18"/>
               </w:rPr>
-              <w:t xml:space="preserve">TRẢ LỜI CỦA KLMAS — Q41</w:t>
+              <w:t xml:space="preserve">TRẢ LỜI CỦA KLMAS — Q40</w:t>
             </w:r>
             <w:r>
               <w:rPr>
@@ -36715,7 +36178,7 @@
           <w:sz w:val="24"/>
           <w:szCs w:val="24"/>
         </w:rPr>
-        <w:t xml:space="preserve">Q42  </w:t>
+        <w:t xml:space="preserve">Q41  </w:t>
       </w:r>
       <w:r>
         <w:rPr>
@@ -38097,7 +37560,7 @@
                 <w:sz w:val="18"/>
                 <w:szCs w:val="18"/>
               </w:rPr>
-              <w:t xml:space="preserve">TRẢ LỜI CỦA KLMAS — Q42</w:t>
+              <w:t xml:space="preserve">TRẢ LỜI CỦA KLMAS — Q41</w:t>
             </w:r>
             <w:r>
               <w:rPr>
@@ -38204,7 +37667,7 @@
           <w:sz w:val="26"/>
           <w:szCs w:val="26"/>
         </w:rPr>
-        <w:t xml:space="preserve">Email, xuất hàng và các loại file mới</w:t>
+        <w:t xml:space="preserve">Các loại file mới và phân công</w:t>
       </w:r>
     </w:p>
     <w:p>
@@ -38233,7 +37696,7 @@
           <w:sz w:val="16"/>
           <w:szCs w:val="16"/>
         </w:rPr>
-        <w:t xml:space="preserve">   cần khi tự đọc email xuất hàng</w:t>
+        <w:t xml:space="preserve">   cần khi mở rộng nguồn dữ liệu</w:t>
       </w:r>
     </w:p>
     <w:p>
@@ -38254,737 +37717,7 @@
           <w:sz w:val="24"/>
           <w:szCs w:val="24"/>
         </w:rPr>
-        <w:t xml:space="preserve">Q43  </w:t>
-      </w:r>
-      <w:r>
-        <w:rPr>
-          <w:rFonts w:ascii="Arial" w:cs="Arial" w:eastAsia="Malgun Gothic" w:hAnsi="Arial"/>
-          <w:b/>
-          <w:bCs/>
-          <w:color w:val="1F3A5F"/>
-          <w:sz w:val="24"/>
-          <w:szCs w:val="24"/>
-        </w:rPr>
-        <w:t xml:space="preserve">Quy ước tiêu đề email xuất hàng và nhập vật tư</w:t>
-      </w:r>
-    </w:p>
-    <w:p>
-      <w:pPr>
-        <w:pStyle w:val="ListParagraph"/>
-        <w:keepNext/>
-        <w:numPr>
-          <w:ilvl w:val="0"/>
-          <w:numId w:val="2"/>
-        </w:numPr>
-        <w:spacing w:after="70" w:line="276"/>
-      </w:pPr>
-      <w:r>
-        <w:rPr>
-          <w:rFonts w:ascii="Arial" w:cs="Arial" w:eastAsia="Malgun Gothic" w:hAnsi="Arial"/>
-          <w:b/>
-          <w:bCs/>
-          <w:color w:val="1A1A1A"/>
-          <w:sz w:val="20"/>
-          <w:szCs w:val="20"/>
-        </w:rPr>
-        <w:t xml:space="preserve">Ở đâu:</w:t>
-      </w:r>
-      <w:r>
-        <w:rPr>
-          <w:rFonts w:ascii="Arial" w:cs="Arial" w:eastAsia="Malgun Gothic" w:hAnsi="Arial"/>
-          <w:color w:val="1A1A1A"/>
-          <w:sz w:val="20"/>
-          <w:szCs w:val="20"/>
-        </w:rPr>
-        <w:t xml:space="preserve"> tiêu đề email có dạng cố định:</w:t>
-      </w:r>
-    </w:p>
-    <w:p>
-      <w:pPr>
-        <w:pStyle w:val="ListParagraph"/>
-        <w:keepNext w:val="false"/>
-        <w:numPr>
-          <w:ilvl w:val="1"/>
-          <w:numId w:val="2"/>
-        </w:numPr>
-        <w:spacing w:after="70" w:line="276"/>
-      </w:pPr>
-      <w:r>
-        <w:rPr>
-          <w:rFonts w:ascii="Arial" w:cs="Arial" w:eastAsia="Malgun Gothic" w:hAnsi="Arial"/>
-          <w:color w:val="1A1A1A"/>
-          <w:sz w:val="20"/>
-          <w:szCs w:val="20"/>
-        </w:rPr>
-        <w:t xml:space="preserve">Xuất thành phẩm: </w:t>
-      </w:r>
-      <w:r>
-        <w:rPr>
-          <w:rFonts w:ascii="Consolas" w:eastAsia="Malgun Gothic" w:hAnsi="Consolas"/>
-          <w:color w:val="1F3A5F"/>
-          <w:sz w:val="18"/>
-          <w:szCs w:val="18"/>
-          <w:shd w:fill="EEF1F5" w:color="auto" w:val="clear"/>
-        </w:rPr>
-        <w:t xml:space="preserve">260811ETD SEA SHIPMENT MTT TO CHALLENGER #LCL ABKHPH2608037</w:t>
-      </w:r>
-      <w:r>
-        <w:rPr>
-          <w:rFonts w:ascii="Arial" w:cs="Arial" w:eastAsia="Malgun Gothic" w:hAnsi="Arial"/>
-          <w:color w:val="1A1A1A"/>
-          <w:sz w:val="20"/>
-          <w:szCs w:val="20"/>
-        </w:rPr>
-        <w:t xml:space="preserve">; </w:t>
-      </w:r>
-      <w:r>
-        <w:rPr>
-          <w:rFonts w:ascii="Consolas" w:eastAsia="Malgun Gothic" w:hAnsi="Consolas"/>
-          <w:color w:val="1F3A5F"/>
-          <w:sz w:val="18"/>
-          <w:szCs w:val="18"/>
-          <w:shd w:fill="EEF1F5" w:color="auto" w:val="clear"/>
-        </w:rPr>
-        <w:t xml:space="preserve">260514ETD-0519ETA SEA SHIPMENT DKM TO DONG MY #FCL 40 WRLS260025</w:t>
-      </w:r>
-      <w:r>
-        <w:rPr>
-          <w:rFonts w:ascii="Arial" w:cs="Arial" w:eastAsia="Malgun Gothic" w:hAnsi="Arial"/>
-          <w:color w:val="1A1A1A"/>
-          <w:sz w:val="20"/>
-          <w:szCs w:val="20"/>
-        </w:rPr>
-        <w:t xml:space="preserve">; </w:t>
-      </w:r>
-      <w:r>
-        <w:rPr>
-          <w:rFonts w:ascii="Consolas" w:eastAsia="Malgun Gothic" w:hAnsi="Consolas"/>
-          <w:color w:val="1F3A5F"/>
-          <w:sz w:val="18"/>
-          <w:szCs w:val="18"/>
-          <w:shd w:fill="EEF1F5" w:color="auto" w:val="clear"/>
-        </w:rPr>
-        <w:t xml:space="preserve">260821ETD-0821ETA AIR SHIPMENT HAGACO TO DKM</w:t>
-      </w:r>
-      <w:r>
-        <w:rPr>
-          <w:rFonts w:ascii="Arial" w:cs="Arial" w:eastAsia="Malgun Gothic" w:hAnsi="Arial"/>
-          <w:color w:val="1A1A1A"/>
-          <w:sz w:val="20"/>
-          <w:szCs w:val="20"/>
-        </w:rPr>
-        <w:t xml:space="preserve">.</w:t>
-      </w:r>
-    </w:p>
-    <w:p>
-      <w:pPr>
-        <w:pStyle w:val="ListParagraph"/>
-        <w:keepNext w:val="false"/>
-        <w:numPr>
-          <w:ilvl w:val="1"/>
-          <w:numId w:val="2"/>
-        </w:numPr>
-        <w:spacing w:after="70" w:line="276"/>
-      </w:pPr>
-      <w:r>
-        <w:rPr>
-          <w:rFonts w:ascii="Arial" w:cs="Arial" w:eastAsia="Malgun Gothic" w:hAnsi="Arial"/>
-          <w:color w:val="1A1A1A"/>
-          <w:sz w:val="20"/>
-          <w:szCs w:val="20"/>
-        </w:rPr>
-        <w:t xml:space="preserve">Vật tư về nhà máy: </w:t>
-      </w:r>
-      <w:r>
-        <w:rPr>
-          <w:rFonts w:ascii="Consolas" w:eastAsia="Malgun Gothic" w:hAnsi="Consolas"/>
-          <w:color w:val="1F3A5F"/>
-          <w:sz w:val="18"/>
-          <w:szCs w:val="18"/>
-          <w:shd w:fill="EEF1F5" w:color="auto" w:val="clear"/>
-        </w:rPr>
-        <w:t xml:space="preserve">9/27-&gt;9/29ETD (delay) FROM ICH TO B85 SHIPMENT - JAKEHPH2609051</w:t>
-      </w:r>
-      <w:r>
-        <w:rPr>
-          <w:rFonts w:ascii="Arial" w:cs="Arial" w:eastAsia="Malgun Gothic" w:hAnsi="Arial"/>
-          <w:color w:val="1A1A1A"/>
-          <w:sz w:val="20"/>
-          <w:szCs w:val="20"/>
-        </w:rPr>
-        <w:t xml:space="preserve">; </w:t>
-      </w:r>
-      <w:r>
-        <w:rPr>
-          <w:rFonts w:ascii="Consolas" w:eastAsia="Malgun Gothic" w:hAnsi="Consolas"/>
-          <w:color w:val="1F3A5F"/>
-          <w:sz w:val="18"/>
-          <w:szCs w:val="18"/>
-          <w:shd w:fill="EEF1F5" w:color="auto" w:val="clear"/>
-        </w:rPr>
-        <w:t xml:space="preserve">6/25ETD FROM SH TO HAGACO SHIPMENT - AIR SSAL2606220</w:t>
-      </w:r>
-      <w:r>
-        <w:rPr>
-          <w:rFonts w:ascii="Arial" w:cs="Arial" w:eastAsia="Malgun Gothic" w:hAnsi="Arial"/>
-          <w:color w:val="1A1A1A"/>
-          <w:sz w:val="20"/>
-          <w:szCs w:val="20"/>
-        </w:rPr>
-        <w:t xml:space="preserve">; </w:t>
-      </w:r>
-      <w:r>
-        <w:rPr>
-          <w:rFonts w:ascii="Consolas" w:eastAsia="Malgun Gothic" w:hAnsi="Consolas"/>
-          <w:color w:val="1F3A5F"/>
-          <w:sz w:val="18"/>
-          <w:szCs w:val="18"/>
-          <w:shd w:fill="EEF1F5" w:color="auto" w:val="clear"/>
-        </w:rPr>
-        <w:t xml:space="preserve">261018ETD SEA SHIPMENT JBSC TO B85 #LCL SE2610016</w:t>
-      </w:r>
-      <w:r>
-        <w:rPr>
-          <w:rFonts w:ascii="Arial" w:cs="Arial" w:eastAsia="Malgun Gothic" w:hAnsi="Arial"/>
-          <w:color w:val="1A1A1A"/>
-          <w:sz w:val="20"/>
-          <w:szCs w:val="20"/>
-        </w:rPr>
-        <w:t xml:space="preserve">.</w:t>
-      </w:r>
-    </w:p>
-    <w:p>
-      <w:pPr>
-        <w:pStyle w:val="ListParagraph"/>
-        <w:keepNext w:val="false"/>
-        <w:numPr>
-          <w:ilvl w:val="0"/>
-          <w:numId w:val="2"/>
-        </w:numPr>
-        <w:spacing w:after="70" w:line="276"/>
-      </w:pPr>
-      <w:r>
-        <w:rPr>
-          <w:rFonts w:ascii="Arial" w:cs="Arial" w:eastAsia="Malgun Gothic" w:hAnsi="Arial"/>
-          <w:b/>
-          <w:bCs/>
-          <w:color w:val="1A1A1A"/>
-          <w:sz w:val="20"/>
-          <w:szCs w:val="20"/>
-        </w:rPr>
-        <w:t xml:space="preserve">Câu hỏi:</w:t>
-      </w:r>
-    </w:p>
-    <w:p>
-      <w:pPr>
-        <w:tabs>
-          <w:tab w:val="left" w:pos="1040"/>
-        </w:tabs>
-        <w:spacing w:after="70" w:line="276"/>
-        <w:ind w:left="1040" w:hanging="300"/>
-      </w:pPr>
-      <w:r>
-        <w:rPr>
-          <w:rFonts w:ascii="Arial" w:cs="Arial" w:eastAsia="Malgun Gothic" w:hAnsi="Arial"/>
-          <w:color w:val="4A4A48"/>
-          <w:sz w:val="20"/>
-          <w:szCs w:val="20"/>
-        </w:rPr>
-        <w:t xml:space="preserve">1.	</w:t>
-      </w:r>
-      <w:r>
-        <w:rPr>
-          <w:rFonts w:ascii="Arial" w:cs="Arial" w:eastAsia="Malgun Gothic" w:hAnsi="Arial"/>
-          <w:color w:val="1A1A1A"/>
-          <w:sz w:val="20"/>
-          <w:szCs w:val="20"/>
-        </w:rPr>
-        <w:t xml:space="preserve">Mọi người ở KLMAS đều đặt tiêu đề theo quy ước này? Có văn bản quy ước không?</w:t>
-      </w:r>
-    </w:p>
-    <w:p>
-      <w:pPr>
-        <w:tabs>
-          <w:tab w:val="left" w:pos="1040"/>
-        </w:tabs>
-        <w:spacing w:after="70" w:line="276"/>
-        <w:ind w:left="1040" w:hanging="300"/>
-      </w:pPr>
-      <w:r>
-        <w:rPr>
-          <w:rFonts w:ascii="Arial" w:cs="Arial" w:eastAsia="Malgun Gothic" w:hAnsi="Arial"/>
-          <w:color w:val="4A4A48"/>
-          <w:sz w:val="20"/>
-          <w:szCs w:val="20"/>
-        </w:rPr>
-        <w:t xml:space="preserve">2.	</w:t>
-      </w:r>
-      <w:r>
-        <w:rPr>
-          <w:rFonts w:ascii="Consolas" w:eastAsia="Malgun Gothic" w:hAnsi="Consolas"/>
-          <w:color w:val="1F3A5F"/>
-          <w:sz w:val="18"/>
-          <w:szCs w:val="18"/>
-          <w:shd w:fill="EEF1F5" w:color="auto" w:val="clear"/>
-        </w:rPr>
-        <w:t xml:space="preserve">ICH</w:t>
-      </w:r>
-      <w:r>
-        <w:rPr>
-          <w:rFonts w:ascii="Arial" w:cs="Arial" w:eastAsia="Malgun Gothic" w:hAnsi="Arial"/>
-          <w:color w:val="1A1A1A"/>
-          <w:sz w:val="20"/>
-          <w:szCs w:val="20"/>
-        </w:rPr>
-        <w:t xml:space="preserve"> = Incheon, </w:t>
-      </w:r>
-      <w:r>
-        <w:rPr>
-          <w:rFonts w:ascii="Consolas" w:eastAsia="Malgun Gothic" w:hAnsi="Consolas"/>
-          <w:color w:val="1F3A5F"/>
-          <w:sz w:val="18"/>
-          <w:szCs w:val="18"/>
-          <w:shd w:fill="EEF1F5" w:color="auto" w:val="clear"/>
-        </w:rPr>
-        <w:t xml:space="preserve">SH</w:t>
-      </w:r>
-      <w:r>
-        <w:rPr>
-          <w:rFonts w:ascii="Arial" w:cs="Arial" w:eastAsia="Malgun Gothic" w:hAnsi="Arial"/>
-          <w:color w:val="1A1A1A"/>
-          <w:sz w:val="20"/>
-          <w:szCs w:val="20"/>
-        </w:rPr>
-        <w:t xml:space="preserve"> = Shanghai? Hàng </w:t>
-      </w:r>
-      <w:r>
-        <w:rPr>
-          <w:rFonts w:ascii="Consolas" w:eastAsia="Malgun Gothic" w:hAnsi="Consolas"/>
-          <w:color w:val="1F3A5F"/>
-          <w:sz w:val="18"/>
-          <w:szCs w:val="18"/>
-          <w:shd w:fill="EEF1F5" w:color="auto" w:val="clear"/>
-        </w:rPr>
-        <w:t xml:space="preserve">FROM ICH/SH TO &lt;nhà máy&gt;</w:t>
-      </w:r>
-      <w:r>
-        <w:rPr>
-          <w:rFonts w:ascii="Arial" w:cs="Arial" w:eastAsia="Malgun Gothic" w:hAnsi="Arial"/>
-          <w:color w:val="1A1A1A"/>
-          <w:sz w:val="20"/>
-          <w:szCs w:val="20"/>
-        </w:rPr>
-        <w:t xml:space="preserve"> là vải và phụ liệu buyer gửi sang?</w:t>
-      </w:r>
-    </w:p>
-    <w:p>
-      <w:pPr>
-        <w:tabs>
-          <w:tab w:val="left" w:pos="1040"/>
-        </w:tabs>
-        <w:spacing w:after="70" w:line="276"/>
-        <w:ind w:left="1040" w:hanging="300"/>
-      </w:pPr>
-      <w:r>
-        <w:rPr>
-          <w:rFonts w:ascii="Arial" w:cs="Arial" w:eastAsia="Malgun Gothic" w:hAnsi="Arial"/>
-          <w:color w:val="4A4A48"/>
-          <w:sz w:val="20"/>
-          <w:szCs w:val="20"/>
-        </w:rPr>
-        <w:t xml:space="preserve">3.	</w:t>
-      </w:r>
-      <w:r>
-        <w:rPr>
-          <w:rFonts w:ascii="Arial" w:cs="Arial" w:eastAsia="Malgun Gothic" w:hAnsi="Arial"/>
-          <w:color w:val="1A1A1A"/>
-          <w:sz w:val="20"/>
-          <w:szCs w:val="20"/>
-        </w:rPr>
-        <w:t xml:space="preserve">Các đầu số </w:t>
-      </w:r>
-      <w:r>
-        <w:rPr>
-          <w:rFonts w:ascii="Consolas" w:eastAsia="Malgun Gothic" w:hAnsi="Consolas"/>
-          <w:color w:val="1F3A5F"/>
-          <w:sz w:val="18"/>
-          <w:szCs w:val="18"/>
-          <w:shd w:fill="EEF1F5" w:color="auto" w:val="clear"/>
-        </w:rPr>
-        <w:t xml:space="preserve">ABKHPH</w:t>
-      </w:r>
-      <w:r>
-        <w:rPr>
-          <w:rFonts w:ascii="Arial" w:cs="Arial" w:eastAsia="Malgun Gothic" w:hAnsi="Arial"/>
-          <w:color w:val="1A1A1A"/>
-          <w:sz w:val="20"/>
-          <w:szCs w:val="20"/>
-        </w:rPr>
-        <w:t xml:space="preserve">, </w:t>
-      </w:r>
-      <w:r>
-        <w:rPr>
-          <w:rFonts w:ascii="Consolas" w:eastAsia="Malgun Gothic" w:hAnsi="Consolas"/>
-          <w:color w:val="1F3A5F"/>
-          <w:sz w:val="18"/>
-          <w:szCs w:val="18"/>
-          <w:shd w:fill="EEF1F5" w:color="auto" w:val="clear"/>
-        </w:rPr>
-        <w:t xml:space="preserve">SMKCHAP</w:t>
-      </w:r>
-      <w:r>
-        <w:rPr>
-          <w:rFonts w:ascii="Arial" w:cs="Arial" w:eastAsia="Malgun Gothic" w:hAnsi="Arial"/>
-          <w:color w:val="1A1A1A"/>
-          <w:sz w:val="20"/>
-          <w:szCs w:val="20"/>
-        </w:rPr>
-        <w:t xml:space="preserve">, </w:t>
-      </w:r>
-      <w:r>
-        <w:rPr>
-          <w:rFonts w:ascii="Consolas" w:eastAsia="Malgun Gothic" w:hAnsi="Consolas"/>
-          <w:color w:val="1F3A5F"/>
-          <w:sz w:val="18"/>
-          <w:szCs w:val="18"/>
-          <w:shd w:fill="EEF1F5" w:color="auto" w:val="clear"/>
-        </w:rPr>
-        <w:t xml:space="preserve">JAKEHPH</w:t>
-      </w:r>
-      <w:r>
-        <w:rPr>
-          <w:rFonts w:ascii="Arial" w:cs="Arial" w:eastAsia="Malgun Gothic" w:hAnsi="Arial"/>
-          <w:color w:val="1A1A1A"/>
-          <w:sz w:val="20"/>
-          <w:szCs w:val="20"/>
-        </w:rPr>
-        <w:t xml:space="preserve">, </w:t>
-      </w:r>
-      <w:r>
-        <w:rPr>
-          <w:rFonts w:ascii="Consolas" w:eastAsia="Malgun Gothic" w:hAnsi="Consolas"/>
-          <w:color w:val="1F3A5F"/>
-          <w:sz w:val="18"/>
-          <w:szCs w:val="18"/>
-          <w:shd w:fill="EEF1F5" w:color="auto" w:val="clear"/>
-        </w:rPr>
-        <w:t xml:space="preserve">SSAL</w:t>
-      </w:r>
-      <w:r>
-        <w:rPr>
-          <w:rFonts w:ascii="Arial" w:cs="Arial" w:eastAsia="Malgun Gothic" w:hAnsi="Arial"/>
-          <w:color w:val="1A1A1A"/>
-          <w:sz w:val="20"/>
-          <w:szCs w:val="20"/>
-        </w:rPr>
-        <w:t xml:space="preserve">, </w:t>
-      </w:r>
-      <w:r>
-        <w:rPr>
-          <w:rFonts w:ascii="Consolas" w:eastAsia="Malgun Gothic" w:hAnsi="Consolas"/>
-          <w:color w:val="1F3A5F"/>
-          <w:sz w:val="18"/>
-          <w:szCs w:val="18"/>
-          <w:shd w:fill="EEF1F5" w:color="auto" w:val="clear"/>
-        </w:rPr>
-        <w:t xml:space="preserve">WRLS</w:t>
-      </w:r>
-      <w:r>
-        <w:rPr>
-          <w:rFonts w:ascii="Arial" w:cs="Arial" w:eastAsia="Malgun Gothic" w:hAnsi="Arial"/>
-          <w:color w:val="1A1A1A"/>
-          <w:sz w:val="20"/>
-          <w:szCs w:val="20"/>
-        </w:rPr>
-        <w:t xml:space="preserve">, </w:t>
-      </w:r>
-      <w:r>
-        <w:rPr>
-          <w:rFonts w:ascii="Consolas" w:eastAsia="Malgun Gothic" w:hAnsi="Consolas"/>
-          <w:color w:val="1F3A5F"/>
-          <w:sz w:val="18"/>
-          <w:szCs w:val="18"/>
-          <w:shd w:fill="EEF1F5" w:color="auto" w:val="clear"/>
-        </w:rPr>
-        <w:t xml:space="preserve">SE</w:t>
-      </w:r>
-      <w:r>
-        <w:rPr>
-          <w:rFonts w:ascii="Arial" w:cs="Arial" w:eastAsia="Malgun Gothic" w:hAnsi="Arial"/>
-          <w:color w:val="1A1A1A"/>
-          <w:sz w:val="20"/>
-          <w:szCs w:val="20"/>
-        </w:rPr>
-        <w:t xml:space="preserve"> là số booking của forwarder nào?</w:t>
-      </w:r>
-    </w:p>
-    <w:p>
-      <w:pPr>
-        <w:tabs>
-          <w:tab w:val="left" w:pos="1040"/>
-        </w:tabs>
-        <w:spacing w:after="70" w:line="276"/>
-        <w:ind w:left="1040" w:hanging="300"/>
-      </w:pPr>
-      <w:r>
-        <w:rPr>
-          <w:rFonts w:ascii="Arial" w:cs="Arial" w:eastAsia="Malgun Gothic" w:hAnsi="Arial"/>
-          <w:color w:val="4A4A48"/>
-          <w:sz w:val="20"/>
-          <w:szCs w:val="20"/>
-        </w:rPr>
-        <w:t xml:space="preserve">4.	</w:t>
-      </w:r>
-      <w:r>
-        <w:rPr>
-          <w:rFonts w:ascii="Consolas" w:eastAsia="Malgun Gothic" w:hAnsi="Consolas"/>
-          <w:color w:val="1F3A5F"/>
-          <w:sz w:val="18"/>
-          <w:szCs w:val="18"/>
-          <w:shd w:fill="EEF1F5" w:color="auto" w:val="clear"/>
-        </w:rPr>
-        <w:t xml:space="preserve">9/27-&gt;9/29ETD (delay)</w:t>
-      </w:r>
-      <w:r>
-        <w:rPr>
-          <w:rFonts w:ascii="Arial" w:cs="Arial" w:eastAsia="Malgun Gothic" w:hAnsi="Arial"/>
-          <w:color w:val="1A1A1A"/>
-          <w:sz w:val="20"/>
-          <w:szCs w:val="20"/>
-        </w:rPr>
-        <w:t xml:space="preserve"> nghĩa là ETD đổi từ 27/9 sang 29/9?</w:t>
-      </w:r>
-    </w:p>
-    <w:p>
-      <w:pPr>
-        <w:pStyle w:val="ListParagraph"/>
-        <w:keepNext w:val="false"/>
-        <w:numPr>
-          <w:ilvl w:val="0"/>
-          <w:numId w:val="2"/>
-        </w:numPr>
-        <w:shd w:fill="F4F3F0" w:color="auto" w:val="clear"/>
-        <w:spacing w:after="70" w:line="276"/>
-      </w:pPr>
-      <w:r>
-        <w:rPr>
-          <w:rFonts w:ascii="Arial" w:cs="Arial" w:eastAsia="Malgun Gothic" w:hAnsi="Arial"/>
-          <w:i/>
-          <w:iCs/>
-          <w:color w:val="4A4A48"/>
-          <w:sz w:val="19"/>
-          <w:szCs w:val="19"/>
-        </w:rPr>
-        <w:t xml:space="preserve">ASTRA đang hiểu:</w:t>
-      </w:r>
-      <w:r>
-        <w:rPr>
-          <w:rFonts w:ascii="Arial" w:cs="Arial" w:eastAsia="Malgun Gothic" w:hAnsi="Arial"/>
-          <w:color w:val="4A4A48"/>
-          <w:sz w:val="19"/>
-          <w:szCs w:val="19"/>
-        </w:rPr>
-        <w:t xml:space="preserve"> đúng cả 4 ý. Hệ thống sẽ ghi ngày ETD và các lần trễ cho từng lô vật tư và từng lô xuất.</w:t>
-      </w:r>
-    </w:p>
-    <w:p>
-      <w:pPr>
-        <w:keepNext/>
-        <w:spacing w:after="0" w:before="80"/>
-      </w:pPr>
-    </w:p>
-    <w:tbl>
-      <w:tblPr>
-        <w:tblW w:type="dxa" w:w="9638"/>
-        <w:tblBorders>
-          <w:top w:val="single" w:color="auto" w:sz="4"/>
-          <w:left w:val="single" w:color="auto" w:sz="4"/>
-          <w:bottom w:val="single" w:color="auto" w:sz="4"/>
-          <w:right w:val="single" w:color="auto" w:sz="4"/>
-          <w:insideH w:val="single" w:color="auto" w:sz="4"/>
-          <w:insideV w:val="single" w:color="auto" w:sz="4"/>
-        </w:tblBorders>
-        <w:tblLayout w:type="fixed"/>
-      </w:tblPr>
-      <w:tblGrid>
-        <w:gridCol w:w="9638"/>
-      </w:tblGrid>
-      <w:tr>
-        <w:trPr>
-          <w:cantSplit/>
-        </w:trPr>
-        <w:tc>
-          <w:tcPr>
-            <w:tcW w:type="dxa" w:w="9638"/>
-            <w:tcBorders>
-              <w:top w:val="single" w:color="D99A00" w:sz="12"/>
-              <w:left w:val="single" w:color="D99A00" w:sz="12"/>
-              <w:bottom w:val="single" w:color="D99A00" w:sz="12"/>
-              <w:right w:val="single" w:color="D99A00" w:sz="12"/>
-            </w:tcBorders>
-            <w:shd w:fill="FFF8E6" w:color="auto" w:val="clear"/>
-            <w:tcMar>
-              <w:top w:type="dxa" w:w="80"/>
-              <w:left w:type="dxa" w:w="140"/>
-              <w:bottom w:type="dxa" w:w="80"/>
-              <w:right w:type="dxa" w:w="140"/>
-            </w:tcMar>
-          </w:tcPr>
-          <w:p>
-            <w:pPr>
-              <w:keepNext/>
-              <w:keepLines/>
-              <w:spacing w:after="0"/>
-            </w:pPr>
-            <w:r>
-              <w:rPr>
-                <w:rFonts w:ascii="Arial" w:cs="Arial" w:eastAsia="Malgun Gothic" w:hAnsi="Arial"/>
-                <w:b/>
-                <w:bCs/>
-                <w:color w:val="8A5A00"/>
-                <w:sz w:val="18"/>
-                <w:szCs w:val="18"/>
-              </w:rPr>
-              <w:t xml:space="preserve">TRẢ LỜI CỦA KLMAS — Q43</w:t>
-            </w:r>
-            <w:r>
-              <w:rPr>
-                <w:rFonts w:ascii="Arial" w:cs="Arial" w:eastAsia="Malgun Gothic" w:hAnsi="Arial"/>
-                <w:color w:val="7A7974"/>
-                <w:sz w:val="16"/>
-                <w:szCs w:val="16"/>
-              </w:rPr>
-              <w:t xml:space="preserve">   (điền trực tiếp vào ô bên dưới)</w:t>
-            </w:r>
-          </w:p>
-        </w:tc>
-      </w:tr>
-      <w:tr>
-        <w:trPr>
-          <w:cantSplit/>
-          <w:trHeight w:val="1900" w:hRule="atLeast"/>
-        </w:trPr>
-        <w:tc>
-          <w:tcPr>
-            <w:tcW w:type="dxa" w:w="9638"/>
-            <w:tcBorders>
-              <w:top w:val="single" w:color="D99A00" w:sz="12"/>
-              <w:left w:val="single" w:color="D99A00" w:sz="12"/>
-              <w:bottom w:val="single" w:color="D99A00" w:sz="12"/>
-              <w:right w:val="single" w:color="D99A00" w:sz="12"/>
-            </w:tcBorders>
-            <w:tcMar>
-              <w:top w:type="dxa" w:w="100"/>
-              <w:left w:type="dxa" w:w="140"/>
-              <w:bottom w:type="dxa" w:w="100"/>
-              <w:right w:type="dxa" w:w="140"/>
-            </w:tcMar>
-          </w:tcPr>
-          <w:p>
-            <w:pPr>
-              <w:keepNext/>
-            </w:pPr>
-            <w:r>
-              <w:rPr>
-                <w:rFonts w:ascii="Arial" w:cs="Arial" w:eastAsia="Malgun Gothic" w:hAnsi="Arial"/>
-                <w:sz w:val="20"/>
-                <w:szCs w:val="20"/>
-              </w:rPr>
-              <w:t xml:space="preserve"/>
-            </w:r>
-          </w:p>
-        </w:tc>
-      </w:tr>
-      <w:tr>
-        <w:trPr>
-          <w:cantSplit/>
-        </w:trPr>
-        <w:tc>
-          <w:tcPr>
-            <w:tcW w:type="dxa" w:w="9638"/>
-            <w:tcBorders>
-              <w:top w:val="single" w:color="D99A00" w:sz="12"/>
-              <w:left w:val="single" w:color="D99A00" w:sz="12"/>
-              <w:bottom w:val="single" w:color="D99A00" w:sz="12"/>
-              <w:right w:val="single" w:color="D99A00" w:sz="12"/>
-            </w:tcBorders>
-            <w:tcMar>
-              <w:top w:type="dxa" w:w="70"/>
-              <w:left w:type="dxa" w:w="140"/>
-              <w:bottom w:type="dxa" w:w="70"/>
-              <w:right w:type="dxa" w:w="140"/>
-            </w:tcMar>
-          </w:tcPr>
-          <w:p>
-            <w:pPr>
-              <w:spacing w:after="0"/>
-            </w:pPr>
-            <w:r>
-              <w:rPr>
-                <w:rFonts w:ascii="Arial" w:cs="Arial" w:eastAsia="Malgun Gothic" w:hAnsi="Arial"/>
-                <w:color w:val="7A7974"/>
-                <w:sz w:val="16"/>
-                <w:szCs w:val="16"/>
-              </w:rPr>
-              <w:t xml:space="preserve">Người trả lời: ................................................        Ngày: ......../......../2026</w:t>
-            </w:r>
-          </w:p>
-        </w:tc>
-      </w:tr>
-    </w:tbl>
-    <w:p>
-      <w:pPr>
-        <w:spacing w:after="160"/>
-      </w:pPr>
-    </w:p>
-    <w:p>
-      <w:pPr>
-        <w:keepNext/>
-        <w:spacing w:after="60" w:before="280"/>
-      </w:pPr>
-      <w:r>
-        <w:rPr>
-          <w:rFonts w:ascii="Arial" w:cs="Arial" w:eastAsia="Malgun Gothic" w:hAnsi="Arial"/>
-          <w:b/>
-          <w:bCs/>
-          <w:color w:val="5F5E5A"/>
-          <w:sz w:val="14"/>
-          <w:szCs w:val="14"/>
-          <w:shd w:fill="EFEEEA" w:color="auto" w:val="clear"/>
-        </w:rPr>
-        <w:t xml:space="preserve"> ƯU TIÊN 3 · CÓ THỂ TRẢ LỜI SAU </w:t>
-      </w:r>
-      <w:r>
-        <w:rPr>
-          <w:rFonts w:ascii="Arial" w:cs="Arial" w:eastAsia="Malgun Gothic" w:hAnsi="Arial"/>
-          <w:i/>
-          <w:iCs/>
-          <w:color w:val="7A7974"/>
-          <w:sz w:val="16"/>
-          <w:szCs w:val="16"/>
-        </w:rPr>
-        <w:t xml:space="preserve">   cần khi mở rộng nguồn dữ liệu</w:t>
-      </w:r>
-    </w:p>
-    <w:p>
-      <w:pPr>
-        <w:pStyle w:val="Heading3"/>
-        <w:keepNext/>
-        <w:pBdr>
-          <w:bottom w:val="single" w:color="D9D7D0" w:sz="6" w:space="4"/>
-        </w:pBdr>
-        <w:spacing w:after="120" w:before="0"/>
-      </w:pPr>
-      <w:r>
-        <w:rPr>
-          <w:rFonts w:ascii="Arial" w:cs="Arial" w:eastAsia="Malgun Gothic" w:hAnsi="Arial"/>
-          <w:b/>
-          <w:bCs/>
-          <w:color w:val="5F5E5A"/>
-          <w:sz w:val="24"/>
-          <w:szCs w:val="24"/>
-        </w:rPr>
-        <w:t xml:space="preserve">Q44  </w:t>
+        <w:t xml:space="preserve">Q42  </w:t>
       </w:r>
       <w:r>
         <w:rPr>
@@ -40379,7 +39112,7 @@
                 <w:sz w:val="18"/>
                 <w:szCs w:val="18"/>
               </w:rPr>
-              <w:t xml:space="preserve">TRẢ LỜI CỦA KLMAS — Q44</w:t>
+              <w:t xml:space="preserve">TRẢ LỜI CỦA KLMAS — Q42</w:t>
             </w:r>
             <w:r>
               <w:rPr>
@@ -40518,7 +39251,7 @@
           <w:sz w:val="24"/>
           <w:szCs w:val="24"/>
         </w:rPr>
-        <w:t xml:space="preserve">Q45  </w:t>
+        <w:t xml:space="preserve">Q43  </w:t>
       </w:r>
       <w:r>
         <w:rPr>
@@ -40684,7 +39417,7 @@
                 <w:sz w:val="18"/>
                 <w:szCs w:val="18"/>
               </w:rPr>
-              <w:t xml:space="preserve">TRẢ LỜI CỦA KLMAS — Q45</w:t>
+              <w:t xml:space="preserve">TRẢ LỜI CỦA KLMAS — Q43</w:t>
             </w:r>
             <w:r>
               <w:rPr>
@@ -40830,7 +39563,7 @@
           <w:sz w:val="24"/>
           <w:szCs w:val="24"/>
         </w:rPr>
-        <w:t xml:space="preserve">Q46  </w:t>
+        <w:t xml:space="preserve">Q44  </w:t>
       </w:r>
       <w:r>
         <w:rPr>
@@ -40933,7 +39666,7 @@
                 <w:sz w:val="18"/>
                 <w:szCs w:val="18"/>
               </w:rPr>
-              <w:t xml:space="preserve">TRẢ LỜI CỦA KLMAS — Q46</w:t>
+              <w:t xml:space="preserve">TRẢ LỜI CỦA KLMAS — Q44</w:t>
             </w:r>
             <w:r>
               <w:rPr>
@@ -41061,7 +39794,7 @@
           <w:sz w:val="24"/>
           <w:szCs w:val="24"/>
         </w:rPr>
-        <w:t xml:space="preserve">Q47  </w:t>
+        <w:t xml:space="preserve">Q45  </w:t>
       </w:r>
       <w:r>
         <w:rPr>
@@ -41227,7 +39960,7 @@
                 <w:sz w:val="18"/>
                 <w:szCs w:val="18"/>
               </w:rPr>
-              <w:t xml:space="preserve">TRẢ LỜI CỦA KLMAS — Q47</w:t>
+              <w:t xml:space="preserve">TRẢ LỜI CỦA KLMAS — Q45</w:t>
             </w:r>
             <w:r>
               <w:rPr>
@@ -41366,7 +40099,7 @@
           <w:sz w:val="24"/>
           <w:szCs w:val="24"/>
         </w:rPr>
-        <w:t xml:space="preserve">Q48  </w:t>
+        <w:t xml:space="preserve">Q46  </w:t>
       </w:r>
       <w:r>
         <w:rPr>
@@ -41519,7 +40252,7 @@
                 <w:sz w:val="18"/>
                 <w:szCs w:val="18"/>
               </w:rPr>
-              <w:t xml:space="preserve">TRẢ LỜI CỦA KLMAS — Q48</w:t>
+              <w:t xml:space="preserve">TRẢ LỜI CỦA KLMAS — Q46</w:t>
             </w:r>
             <w:r>
               <w:rPr>
@@ -41658,7 +40391,7 @@
           <w:sz w:val="24"/>
           <w:szCs w:val="24"/>
         </w:rPr>
-        <w:t xml:space="preserve">Q49  </w:t>
+        <w:t xml:space="preserve">Q47  </w:t>
       </w:r>
       <w:r>
         <w:rPr>
@@ -41830,7 +40563,7 @@
                 <w:sz w:val="18"/>
                 <w:szCs w:val="18"/>
               </w:rPr>
-              <w:t xml:space="preserve">TRẢ LỜI CỦA KLMAS — Q49</w:t>
+              <w:t xml:space="preserve">TRẢ LỜI CỦA KLMAS — Q47</w:t>
             </w:r>
             <w:r>
               <w:rPr>
@@ -41954,10 +40687,10 @@
         <w:tblLayout w:type="fixed"/>
       </w:tblPr>
       <w:tblGrid>
-        <w:gridCol w:w="528"/>
-        <w:gridCol w:w="3526"/>
-        <w:gridCol w:w="2527"/>
-        <w:gridCol w:w="3057"/>
+        <w:gridCol w:w="549"/>
+        <w:gridCol w:w="3660"/>
+        <w:gridCol w:w="2623"/>
+        <w:gridCol w:w="2806"/>
       </w:tblGrid>
       <w:tr>
         <w:trPr>
@@ -41966,7 +40699,7 @@
         </w:trPr>
         <w:tc>
           <w:tcPr>
-            <w:tcW w:type="dxa" w:w="528"/>
+            <w:tcW w:type="dxa" w:w="549"/>
             <w:tcBorders>
               <w:top w:val="single" w:color="D9D7D0" w:sz="4"/>
               <w:left w:val="single" w:color="D9D7D0" w:sz="4"/>
@@ -42001,7 +40734,7 @@
         </w:tc>
         <w:tc>
           <w:tcPr>
-            <w:tcW w:type="dxa" w:w="3526"/>
+            <w:tcW w:type="dxa" w:w="3660"/>
             <w:tcBorders>
               <w:top w:val="single" w:color="D9D7D0" w:sz="4"/>
               <w:left w:val="single" w:color="D9D7D0" w:sz="4"/>
@@ -42036,7 +40769,7 @@
         </w:tc>
         <w:tc>
           <w:tcPr>
-            <w:tcW w:type="dxa" w:w="2527"/>
+            <w:tcW w:type="dxa" w:w="2623"/>
             <w:tcBorders>
               <w:top w:val="single" w:color="D9D7D0" w:sz="4"/>
               <w:left w:val="single" w:color="D9D7D0" w:sz="4"/>
@@ -42071,7 +40804,7 @@
         </w:tc>
         <w:tc>
           <w:tcPr>
-            <w:tcW w:type="dxa" w:w="3057"/>
+            <w:tcW w:type="dxa" w:w="2806"/>
             <w:tcBorders>
               <w:top w:val="single" w:color="D9D7D0" w:sz="4"/>
               <w:left w:val="single" w:color="D9D7D0" w:sz="4"/>
@@ -42112,7 +40845,7 @@
         </w:trPr>
         <w:tc>
           <w:tcPr>
-            <w:tcW w:type="dxa" w:w="528"/>
+            <w:tcW w:type="dxa" w:w="549"/>
             <w:tcBorders>
               <w:top w:val="single" w:color="D9D7D0" w:sz="4"/>
               <w:left w:val="single" w:color="D9D7D0" w:sz="4"/>
@@ -42146,7 +40879,7 @@
         </w:tc>
         <w:tc>
           <w:tcPr>
-            <w:tcW w:type="dxa" w:w="3526"/>
+            <w:tcW w:type="dxa" w:w="3660"/>
             <w:tcBorders>
               <w:top w:val="single" w:color="D9D7D0" w:sz="4"/>
               <w:left w:val="single" w:color="D9D7D0" w:sz="4"/>
@@ -42180,7 +40913,7 @@
         </w:tc>
         <w:tc>
           <w:tcPr>
-            <w:tcW w:type="dxa" w:w="2527"/>
+            <w:tcW w:type="dxa" w:w="2623"/>
             <w:tcBorders>
               <w:top w:val="single" w:color="D9D7D0" w:sz="4"/>
               <w:left w:val="single" w:color="D9D7D0" w:sz="4"/>
@@ -42214,7 +40947,7 @@
         </w:tc>
         <w:tc>
           <w:tcPr>
-            <w:tcW w:type="dxa" w:w="3057"/>
+            <w:tcW w:type="dxa" w:w="2806"/>
             <w:tcBorders>
               <w:top w:val="single" w:color="D9D7D0" w:sz="4"/>
               <w:left w:val="single" w:color="D9D7D0" w:sz="4"/>
@@ -42254,7 +40987,7 @@
         </w:trPr>
         <w:tc>
           <w:tcPr>
-            <w:tcW w:type="dxa" w:w="528"/>
+            <w:tcW w:type="dxa" w:w="549"/>
             <w:tcBorders>
               <w:top w:val="single" w:color="D9D7D0" w:sz="4"/>
               <w:left w:val="single" w:color="D9D7D0" w:sz="4"/>
@@ -42288,7 +41021,7 @@
         </w:tc>
         <w:tc>
           <w:tcPr>
-            <w:tcW w:type="dxa" w:w="3526"/>
+            <w:tcW w:type="dxa" w:w="3660"/>
             <w:tcBorders>
               <w:top w:val="single" w:color="D9D7D0" w:sz="4"/>
               <w:left w:val="single" w:color="D9D7D0" w:sz="4"/>
@@ -42322,7 +41055,7 @@
         </w:tc>
         <w:tc>
           <w:tcPr>
-            <w:tcW w:type="dxa" w:w="2527"/>
+            <w:tcW w:type="dxa" w:w="2623"/>
             <w:tcBorders>
               <w:top w:val="single" w:color="D9D7D0" w:sz="4"/>
               <w:left w:val="single" w:color="D9D7D0" w:sz="4"/>
@@ -42356,7 +41089,7 @@
         </w:tc>
         <w:tc>
           <w:tcPr>
-            <w:tcW w:type="dxa" w:w="3057"/>
+            <w:tcW w:type="dxa" w:w="2806"/>
             <w:tcBorders>
               <w:top w:val="single" w:color="D9D7D0" w:sz="4"/>
               <w:left w:val="single" w:color="D9D7D0" w:sz="4"/>
@@ -42396,7 +41129,7 @@
         </w:trPr>
         <w:tc>
           <w:tcPr>
-            <w:tcW w:type="dxa" w:w="528"/>
+            <w:tcW w:type="dxa" w:w="549"/>
             <w:tcBorders>
               <w:top w:val="single" w:color="D9D7D0" w:sz="4"/>
               <w:left w:val="single" w:color="D9D7D0" w:sz="4"/>
@@ -42430,7 +41163,7 @@
         </w:tc>
         <w:tc>
           <w:tcPr>
-            <w:tcW w:type="dxa" w:w="3526"/>
+            <w:tcW w:type="dxa" w:w="3660"/>
             <w:tcBorders>
               <w:top w:val="single" w:color="D9D7D0" w:sz="4"/>
               <w:left w:val="single" w:color="D9D7D0" w:sz="4"/>
@@ -42464,7 +41197,7 @@
         </w:tc>
         <w:tc>
           <w:tcPr>
-            <w:tcW w:type="dxa" w:w="2527"/>
+            <w:tcW w:type="dxa" w:w="2623"/>
             <w:tcBorders>
               <w:top w:val="single" w:color="D9D7D0" w:sz="4"/>
               <w:left w:val="single" w:color="D9D7D0" w:sz="4"/>
@@ -42498,7 +41231,7 @@
         </w:tc>
         <w:tc>
           <w:tcPr>
-            <w:tcW w:type="dxa" w:w="3057"/>
+            <w:tcW w:type="dxa" w:w="2806"/>
             <w:tcBorders>
               <w:top w:val="single" w:color="D9D7D0" w:sz="4"/>
               <w:left w:val="single" w:color="D9D7D0" w:sz="4"/>
@@ -42538,7 +41271,7 @@
         </w:trPr>
         <w:tc>
           <w:tcPr>
-            <w:tcW w:type="dxa" w:w="528"/>
+            <w:tcW w:type="dxa" w:w="549"/>
             <w:tcBorders>
               <w:top w:val="single" w:color="D9D7D0" w:sz="4"/>
               <w:left w:val="single" w:color="D9D7D0" w:sz="4"/>
@@ -42572,7 +41305,7 @@
         </w:tc>
         <w:tc>
           <w:tcPr>
-            <w:tcW w:type="dxa" w:w="3526"/>
+            <w:tcW w:type="dxa" w:w="3660"/>
             <w:tcBorders>
               <w:top w:val="single" w:color="D9D7D0" w:sz="4"/>
               <w:left w:val="single" w:color="D9D7D0" w:sz="4"/>
@@ -42606,7 +41339,7 @@
         </w:tc>
         <w:tc>
           <w:tcPr>
-            <w:tcW w:type="dxa" w:w="2527"/>
+            <w:tcW w:type="dxa" w:w="2623"/>
             <w:tcBorders>
               <w:top w:val="single" w:color="D9D7D0" w:sz="4"/>
               <w:left w:val="single" w:color="D9D7D0" w:sz="4"/>
@@ -42640,7 +41373,7 @@
         </w:tc>
         <w:tc>
           <w:tcPr>
-            <w:tcW w:type="dxa" w:w="3057"/>
+            <w:tcW w:type="dxa" w:w="2806"/>
             <w:tcBorders>
               <w:top w:val="single" w:color="D9D7D0" w:sz="4"/>
               <w:left w:val="single" w:color="D9D7D0" w:sz="4"/>
@@ -42680,7 +41413,7 @@
         </w:trPr>
         <w:tc>
           <w:tcPr>
-            <w:tcW w:type="dxa" w:w="528"/>
+            <w:tcW w:type="dxa" w:w="549"/>
             <w:tcBorders>
               <w:top w:val="single" w:color="D9D7D0" w:sz="4"/>
               <w:left w:val="single" w:color="D9D7D0" w:sz="4"/>
@@ -42714,7 +41447,7 @@
         </w:tc>
         <w:tc>
           <w:tcPr>
-            <w:tcW w:type="dxa" w:w="3526"/>
+            <w:tcW w:type="dxa" w:w="3660"/>
             <w:tcBorders>
               <w:top w:val="single" w:color="D9D7D0" w:sz="4"/>
               <w:left w:val="single" w:color="D9D7D0" w:sz="4"/>
@@ -42742,13 +41475,13 @@
                 <w:sz w:val="17"/>
                 <w:szCs w:val="17"/>
               </w:rPr>
-              <w:t xml:space="preserve">20–30 email / tin nhắn Kakao với buyer (có thể che thông tin nhạy cảm)</w:t>
-            </w:r>
-          </w:p>
-        </w:tc>
-        <w:tc>
-          <w:tcPr>
-            <w:tcW w:type="dxa" w:w="2527"/>
+              <w:t xml:space="preserve">20–30 tin nhắn Kakao với buyer (có thể che thông tin nhạy cảm)</w:t>
+            </w:r>
+          </w:p>
+        </w:tc>
+        <w:tc>
+          <w:tcPr>
+            <w:tcW w:type="dxa" w:w="2623"/>
             <w:tcBorders>
               <w:top w:val="single" w:color="D9D7D0" w:sz="4"/>
               <w:left w:val="single" w:color="D9D7D0" w:sz="4"/>
@@ -42782,7 +41515,7 @@
         </w:tc>
         <w:tc>
           <w:tcPr>
-            <w:tcW w:type="dxa" w:w="3057"/>
+            <w:tcW w:type="dxa" w:w="2806"/>
             <w:tcBorders>
               <w:top w:val="single" w:color="D9D7D0" w:sz="4"/>
               <w:left w:val="single" w:color="D9D7D0" w:sz="4"/>
@@ -42810,7 +41543,7 @@
                 <w:sz w:val="17"/>
                 <w:szCs w:val="17"/>
               </w:rPr>
-              <w:t xml:space="preserve">✅ Email: đã nhận 184 luồng (23/10). Kakao: chưa nhận</w:t>
+              <w:t xml:space="preserve">Chưa nhận (email đã nhận 184 luồng ngày 23/10)</w:t>
             </w:r>
           </w:p>
         </w:tc>
